--- a/doc/Implementacija NSGA II algoritma u problemu tuniranja hiperparametana CNN.docx
+++ b/doc/Implementacija NSGA II algoritma u problemu tuniranja hiperparametana CNN.docx
@@ -369,7 +369,7 @@
     </w:p>
     <w:p>
       <w:pPr>
-        <w:pStyle w:val="Naslov1"/>
+        <w:pStyle w:val="Heading1"/>
         <w:rPr>
           <w:rFonts w:ascii="Times New Roman" w:hAnsi="Times New Roman" w:cs="Times New Roman"/>
         </w:rPr>
@@ -658,7 +658,141 @@
     </w:p>
     <w:p>
       <w:pPr>
-        <w:pStyle w:val="Naslov1"/>
+        <w:pStyle w:val="Heading2"/>
+      </w:pPr>
+      <w:r>
+        <w:t>Cilj rada</w:t>
+      </w:r>
+    </w:p>
+    <w:p>
+      <w:pPr>
+        <w:jc w:val="both"/>
+        <w:rPr>
+          <w:rFonts w:ascii="Times New Roman" w:hAnsi="Times New Roman" w:cs="Times New Roman"/>
+        </w:rPr>
+      </w:pPr>
+      <w:r>
+        <w:rPr>
+          <w:rFonts w:ascii="Times New Roman" w:hAnsi="Times New Roman" w:cs="Times New Roman"/>
+        </w:rPr>
+        <w:t xml:space="preserve">Cilj ovog rada je primijeniti NSGA-II algoritam na problem </w:t>
+      </w:r>
+      <w:proofErr w:type="spellStart"/>
+      <w:r>
+        <w:rPr>
+          <w:rFonts w:ascii="Times New Roman" w:hAnsi="Times New Roman" w:cs="Times New Roman"/>
+        </w:rPr>
+        <w:t>tuniranja</w:t>
+      </w:r>
+      <w:proofErr w:type="spellEnd"/>
+      <w:r>
+        <w:rPr>
+          <w:rFonts w:ascii="Times New Roman" w:hAnsi="Times New Roman" w:cs="Times New Roman"/>
+        </w:rPr>
+        <w:t xml:space="preserve"> </w:t>
+      </w:r>
+      <w:proofErr w:type="spellStart"/>
+      <w:r>
+        <w:rPr>
+          <w:rFonts w:ascii="Times New Roman" w:hAnsi="Times New Roman" w:cs="Times New Roman"/>
+        </w:rPr>
+        <w:t>hiperparametara</w:t>
+      </w:r>
+      <w:proofErr w:type="spellEnd"/>
+      <w:r>
+        <w:rPr>
+          <w:rFonts w:ascii="Times New Roman" w:hAnsi="Times New Roman" w:cs="Times New Roman"/>
+        </w:rPr>
+        <w:t xml:space="preserve"> </w:t>
+      </w:r>
+      <w:proofErr w:type="spellStart"/>
+      <w:r>
+        <w:rPr>
+          <w:rFonts w:ascii="Times New Roman" w:hAnsi="Times New Roman" w:cs="Times New Roman"/>
+        </w:rPr>
+        <w:t>konvolucijskih</w:t>
+      </w:r>
+      <w:proofErr w:type="spellEnd"/>
+      <w:r>
+        <w:rPr>
+          <w:rFonts w:ascii="Times New Roman" w:hAnsi="Times New Roman" w:cs="Times New Roman"/>
+        </w:rPr>
+        <w:t xml:space="preserve"> neuronskih mreža, kako bi se pronašao skup </w:t>
+      </w:r>
+      <w:proofErr w:type="spellStart"/>
+      <w:r>
+        <w:rPr>
+          <w:rFonts w:ascii="Times New Roman" w:hAnsi="Times New Roman" w:cs="Times New Roman"/>
+        </w:rPr>
+        <w:t>Pareto</w:t>
+      </w:r>
+      <w:proofErr w:type="spellEnd"/>
+      <w:r>
+        <w:rPr>
+          <w:rFonts w:ascii="Times New Roman" w:hAnsi="Times New Roman" w:cs="Times New Roman"/>
+        </w:rPr>
+        <w:t xml:space="preserve">-optimalnih rješenja koja predstavljaju kompromis između </w:t>
+      </w:r>
+      <w:proofErr w:type="spellStart"/>
+      <w:r>
+        <w:rPr>
+          <w:rFonts w:ascii="Times New Roman" w:hAnsi="Times New Roman" w:cs="Times New Roman"/>
+        </w:rPr>
+        <w:t>validacione</w:t>
+      </w:r>
+      <w:proofErr w:type="spellEnd"/>
+      <w:r>
+        <w:rPr>
+          <w:rFonts w:ascii="Times New Roman" w:hAnsi="Times New Roman" w:cs="Times New Roman"/>
+        </w:rPr>
+        <w:t xml:space="preserve"> </w:t>
+      </w:r>
+      <w:proofErr w:type="spellStart"/>
+      <w:r>
+        <w:rPr>
+          <w:rFonts w:ascii="Times New Roman" w:hAnsi="Times New Roman" w:cs="Times New Roman"/>
+        </w:rPr>
+        <w:t>tačnosti</w:t>
+      </w:r>
+      <w:proofErr w:type="spellEnd"/>
+      <w:r>
+        <w:rPr>
+          <w:rFonts w:ascii="Times New Roman" w:hAnsi="Times New Roman" w:cs="Times New Roman"/>
+        </w:rPr>
+        <w:t xml:space="preserve"> i vremena treniranja po </w:t>
+      </w:r>
+      <w:proofErr w:type="spellStart"/>
+      <w:r>
+        <w:rPr>
+          <w:rFonts w:ascii="Times New Roman" w:hAnsi="Times New Roman" w:cs="Times New Roman"/>
+        </w:rPr>
+        <w:t>batchu</w:t>
+      </w:r>
+      <w:proofErr w:type="spellEnd"/>
+      <w:r>
+        <w:rPr>
+          <w:rFonts w:ascii="Times New Roman" w:hAnsi="Times New Roman" w:cs="Times New Roman"/>
+        </w:rPr>
+        <w:t xml:space="preserve">. Na taj način rad nastoji pokazati da se višekriterijska optimizacija može uspješno koristiti za izbor CNN konfiguracija koje istovremeno uzimaju u obzir </w:t>
+      </w:r>
+      <w:proofErr w:type="spellStart"/>
+      <w:r>
+        <w:rPr>
+          <w:rFonts w:ascii="Times New Roman" w:hAnsi="Times New Roman" w:cs="Times New Roman"/>
+        </w:rPr>
+        <w:t>kvalitet</w:t>
+      </w:r>
+      <w:proofErr w:type="spellEnd"/>
+      <w:r>
+        <w:rPr>
+          <w:rFonts w:ascii="Times New Roman" w:hAnsi="Times New Roman" w:cs="Times New Roman"/>
+        </w:rPr>
+        <w:t xml:space="preserve"> modela i njegovu računarsku efikasnost.</w:t>
+      </w:r>
+    </w:p>
+    <w:p>
+      <w:pPr>
+        <w:pStyle w:val="Heading1"/>
         <w:rPr>
           <w:rFonts w:ascii="Times New Roman" w:hAnsi="Times New Roman" w:cs="Times New Roman"/>
         </w:rPr>
@@ -826,7 +960,7 @@
     </w:p>
     <w:p>
       <w:pPr>
-        <w:pStyle w:val="Naslov1"/>
+        <w:pStyle w:val="Heading1"/>
         <w:rPr>
           <w:rFonts w:ascii="Times New Roman" w:hAnsi="Times New Roman" w:cs="Times New Roman"/>
         </w:rPr>
@@ -917,6 +1051,7 @@
         <w:rPr>
           <w:rFonts w:ascii="Times New Roman" w:hAnsi="Times New Roman" w:cs="Times New Roman"/>
         </w:rPr>
+        <w:lastRenderedPageBreak/>
         <w:t xml:space="preserve">Algoritam počinje inicijalizacijom populacije veličine N sa nasumično odabranim karakteristikama jedinke. S obzirom da se bavimo problemom </w:t>
       </w:r>
       <w:proofErr w:type="spellStart"/>
@@ -978,7 +1113,7 @@
     </w:p>
     <w:p>
       <w:pPr>
-        <w:pStyle w:val="Paragrafspiska"/>
+        <w:pStyle w:val="ListParagraph"/>
         <w:numPr>
           <w:ilvl w:val="0"/>
           <w:numId w:val="1"/>
@@ -1011,7 +1146,7 @@
     </w:p>
     <w:p>
       <w:pPr>
-        <w:pStyle w:val="Paragrafspiska"/>
+        <w:pStyle w:val="ListParagraph"/>
         <w:numPr>
           <w:ilvl w:val="0"/>
           <w:numId w:val="1"/>
@@ -1030,7 +1165,7 @@
     </w:p>
     <w:p>
       <w:pPr>
-        <w:pStyle w:val="Paragrafspiska"/>
+        <w:pStyle w:val="ListParagraph"/>
         <w:numPr>
           <w:ilvl w:val="0"/>
           <w:numId w:val="1"/>
@@ -1043,7 +1178,6 @@
         <w:rPr>
           <w:rFonts w:ascii="Times New Roman" w:hAnsi="Times New Roman" w:cs="Times New Roman"/>
         </w:rPr>
-        <w:lastRenderedPageBreak/>
         <w:t xml:space="preserve">Veličina </w:t>
       </w:r>
       <w:proofErr w:type="spellStart"/>
@@ -1057,7 +1191,7 @@
     </w:p>
     <w:p>
       <w:pPr>
-        <w:pStyle w:val="Paragrafspiska"/>
+        <w:pStyle w:val="ListParagraph"/>
         <w:numPr>
           <w:ilvl w:val="0"/>
           <w:numId w:val="1"/>
@@ -1091,7 +1225,7 @@
     </w:p>
     <w:p>
       <w:pPr>
-        <w:pStyle w:val="Paragrafspiska"/>
+        <w:pStyle w:val="ListParagraph"/>
         <w:numPr>
           <w:ilvl w:val="0"/>
           <w:numId w:val="1"/>
@@ -1117,7 +1251,7 @@
     </w:p>
     <w:p>
       <w:pPr>
-        <w:pStyle w:val="Paragrafspiska"/>
+        <w:pStyle w:val="ListParagraph"/>
         <w:numPr>
           <w:ilvl w:val="0"/>
           <w:numId w:val="1"/>
@@ -1830,7 +1964,14 @@
         <w:rPr>
           <w:rFonts w:ascii="Times New Roman" w:hAnsi="Times New Roman" w:cs="Times New Roman"/>
         </w:rPr>
-        <w:t xml:space="preserve"> je podijeljen na testni, validacijski i trening set iz razloga da ne bi došlo do učenja podataka kada na kraju budemo testirali najoptimalnija rješenja. Nakon dobivenih rezultata, uzimamo </w:t>
+        <w:t xml:space="preserve"> je podijeljen na testni, validacijski i trening set iz razloga da ne bi došlo do učenja podataka kada na kraju budemo testirali najoptimalnija rješenja. Nakon dobivenih </w:t>
+      </w:r>
+      <w:r>
+        <w:rPr>
+          <w:rFonts w:ascii="Times New Roman" w:hAnsi="Times New Roman" w:cs="Times New Roman"/>
+        </w:rPr>
+        <w:lastRenderedPageBreak/>
+        <w:t xml:space="preserve">rezultata, uzimamo </w:t>
       </w:r>
       <w:proofErr w:type="spellStart"/>
       <w:r>
@@ -1887,7 +2028,6 @@
           <w:rFonts w:ascii="Times New Roman" w:hAnsi="Times New Roman" w:cs="Times New Roman"/>
           <w:noProof/>
         </w:rPr>
-        <w:lastRenderedPageBreak/>
         <w:drawing>
           <wp:inline distT="0" distB="0" distL="0" distR="0" wp14:anchorId="07482F44" wp14:editId="7749ED70">
             <wp:extent cx="5534797" cy="4848902"/>
@@ -2224,6 +2364,7 @@
         <w:rPr>
           <w:rFonts w:ascii="Times New Roman" w:hAnsi="Times New Roman" w:cs="Times New Roman"/>
         </w:rPr>
+        <w:lastRenderedPageBreak/>
         <w:t xml:space="preserve">Prilikom </w:t>
       </w:r>
       <w:proofErr w:type="spellStart"/>
@@ -2252,14 +2393,7 @@
         <w:rPr>
           <w:rFonts w:ascii="Times New Roman" w:hAnsi="Times New Roman" w:cs="Times New Roman"/>
         </w:rPr>
-        <w:t xml:space="preserve"> od 50%, gdje postoji jednaka šansa da novi gen bude ili iz g1 ili iz g2. Kod </w:t>
-      </w:r>
-      <w:r>
-        <w:rPr>
-          <w:rFonts w:ascii="Times New Roman" w:hAnsi="Times New Roman" w:cs="Times New Roman"/>
-        </w:rPr>
-        <w:lastRenderedPageBreak/>
-        <w:t>kontinuiranih varijabli koristimo linearno m</w:t>
+        <w:t xml:space="preserve"> od 50%, gdje postoji jednaka šansa da novi gen bude ili iz g1 ili iz g2. Kod kontinuiranih varijabli koristimo linearno m</w:t>
       </w:r>
       <w:r>
         <w:rPr>
@@ -2716,7 +2850,7 @@
     </w:p>
     <w:p>
       <w:pPr>
-        <w:pStyle w:val="Naslov1"/>
+        <w:pStyle w:val="Heading1"/>
         <w:rPr>
           <w:rFonts w:ascii="Times New Roman" w:hAnsi="Times New Roman" w:cs="Times New Roman"/>
         </w:rPr>
@@ -3215,16 +3349,56 @@
     </w:p>
     <w:p>
       <w:pPr>
-        <w:pStyle w:val="Naslov1"/>
-        <w:rPr>
-          <w:rFonts w:ascii="Times New Roman" w:hAnsi="Times New Roman" w:cs="Times New Roman"/>
-        </w:rPr>
-      </w:pPr>
-      <w:r>
-        <w:rPr>
-          <w:rFonts w:ascii="Times New Roman" w:hAnsi="Times New Roman" w:cs="Times New Roman"/>
-        </w:rPr>
+        <w:pStyle w:val="Heading2"/>
+      </w:pPr>
+      <w:r>
         <w:lastRenderedPageBreak/>
+        <w:t>Korisnički interfejs</w:t>
+      </w:r>
+    </w:p>
+    <w:p>
+      <w:pPr>
+        <w:jc w:val="both"/>
+        <w:rPr>
+          <w:rFonts w:ascii="Times New Roman" w:hAnsi="Times New Roman" w:cs="Times New Roman"/>
+          <w:lang w:val="bs-Latn-BA"/>
+        </w:rPr>
+      </w:pPr>
+      <w:r>
+        <w:rPr>
+          <w:rFonts w:ascii="Times New Roman" w:hAnsi="Times New Roman" w:cs="Times New Roman"/>
+          <w:lang w:val="bs-Latn-BA"/>
+        </w:rPr>
+        <w:t>Radi lakšeg pokretanja eksperimenata i preglednijeg prikaza rezultata, razvijen je korisnički interfejs pomoću biblioteke Streamlit. Interfejs omogućava podešavanje osnovnih parametara NSGA-II algoritma, uključujući veličinu populacije, broj generacija, vjerovatnoće crossovera i mutacije, kao i izbor dataseta, podjele podataka i optimizacionih mjera. Pored toga, interfejs prikazuje tok izvršavanja algoritma, trenutnu CNN konfiguraciju koja se evaluira, veličinu Pareto fronta po generacijama, kao i konačni Pareto graf i reprezentativna rješenja.</w:t>
+      </w:r>
+    </w:p>
+    <w:p>
+      <w:pPr>
+        <w:jc w:val="both"/>
+        <w:rPr>
+          <w:rFonts w:ascii="Times New Roman" w:hAnsi="Times New Roman" w:cs="Times New Roman"/>
+          <w:lang w:val="bs-Latn-BA"/>
+        </w:rPr>
+      </w:pPr>
+      <w:r>
+        <w:rPr>
+          <w:rFonts w:ascii="Times New Roman" w:hAnsi="Times New Roman" w:cs="Times New Roman"/>
+          <w:lang w:val="bs-Latn-BA"/>
+        </w:rPr>
+        <w:t>Na taj način korisnik ne dobija samo završni rezultat optimizacije, nego i uvid u sam proces rada algoritma, što je posebno važno za analizu i demonstraciju višekriterijskog optimizacionog postupka</w:t>
+      </w:r>
+    </w:p>
+    <w:p>
+      <w:pPr>
+        <w:pStyle w:val="Heading1"/>
+        <w:rPr>
+          <w:rFonts w:ascii="Times New Roman" w:hAnsi="Times New Roman" w:cs="Times New Roman"/>
+        </w:rPr>
+      </w:pPr>
+      <w:r>
+        <w:rPr>
+          <w:rFonts w:ascii="Times New Roman" w:hAnsi="Times New Roman" w:cs="Times New Roman"/>
+        </w:rPr>
         <w:t>Izbor nekoliko rješenja i konačno testiranje</w:t>
       </w:r>
     </w:p>
@@ -3518,7 +3692,14 @@
         <w:rPr>
           <w:rFonts w:ascii="Times New Roman" w:hAnsi="Times New Roman" w:cs="Times New Roman"/>
         </w:rPr>
-        <w:t xml:space="preserve">, tada se bira model sa najboljom </w:t>
+        <w:t xml:space="preserve">, tada se bira model </w:t>
+      </w:r>
+      <w:r>
+        <w:rPr>
+          <w:rFonts w:ascii="Times New Roman" w:hAnsi="Times New Roman" w:cs="Times New Roman"/>
+        </w:rPr>
+        <w:lastRenderedPageBreak/>
+        <w:t xml:space="preserve">sa najboljom </w:t>
       </w:r>
       <w:proofErr w:type="spellStart"/>
       <w:r>
@@ -3616,14 +3797,7 @@
         <w:rPr>
           <w:rFonts w:ascii="Times New Roman" w:hAnsi="Times New Roman" w:cs="Times New Roman"/>
         </w:rPr>
-        <w:t xml:space="preserve"> procjena tokom optimizacije predstavlja samo približnu procjenu kvaliteta modela. Konačno testiranje daje realniju sliku o tome kako se izabrane CNN konfiguracije </w:t>
-      </w:r>
-      <w:r>
-        <w:rPr>
-          <w:rFonts w:ascii="Times New Roman" w:hAnsi="Times New Roman" w:cs="Times New Roman"/>
-        </w:rPr>
-        <w:lastRenderedPageBreak/>
-        <w:t xml:space="preserve">ponašaju na potpuno neviđenim podacima. Na taj način se potvrđuje da </w:t>
+        <w:t xml:space="preserve"> procjena tokom optimizacije predstavlja samo približnu procjenu kvaliteta modela. Konačno testiranje daje realniju sliku o tome kako se izabrane CNN konfiguracije ponašaju na potpuno neviđenim podacima. Na taj način se potvrđuje da </w:t>
       </w:r>
       <w:proofErr w:type="spellStart"/>
       <w:r>
@@ -3704,7 +3878,7 @@
     </w:p>
     <w:p>
       <w:pPr>
-        <w:pStyle w:val="Naslov1"/>
+        <w:pStyle w:val="Heading1"/>
         <w:rPr>
           <w:rFonts w:ascii="Times New Roman" w:hAnsi="Times New Roman" w:cs="Times New Roman"/>
         </w:rPr>
@@ -3809,7 +3983,11 @@
       </w:r>
       <w:proofErr w:type="spellEnd"/>
       <w:r>
-        <w:t xml:space="preserve"> fronta. Neka rješenja postižu vrlo malu vrijednost vremena po </w:t>
+        <w:t xml:space="preserve"> fronta. Neka rješenja </w:t>
+      </w:r>
+      <w:r>
+        <w:lastRenderedPageBreak/>
+        <w:t xml:space="preserve">postižu vrlo malu vrijednost vremena po </w:t>
       </w:r>
       <w:proofErr w:type="spellStart"/>
       <w:r>
@@ -3882,7 +4060,6 @@
           <w:rFonts w:ascii="Times New Roman" w:hAnsi="Times New Roman" w:cs="Times New Roman"/>
           <w:noProof/>
         </w:rPr>
-        <w:lastRenderedPageBreak/>
         <w:drawing>
           <wp:inline distT="0" distB="0" distL="0" distR="0" wp14:anchorId="523DBBE7" wp14:editId="2B472313">
             <wp:extent cx="4520242" cy="3474522"/>
@@ -4024,6 +4201,924 @@
     </w:p>
     <w:p>
       <w:pPr>
+        <w:pStyle w:val="Heading1"/>
+      </w:pPr>
+      <w:r>
+        <w:t>Zaključak</w:t>
+      </w:r>
+    </w:p>
+    <w:p>
+      <w:pPr>
+        <w:jc w:val="both"/>
+        <w:rPr>
+          <w:rFonts w:ascii="Times New Roman" w:hAnsi="Times New Roman" w:cs="Times New Roman"/>
+          <w:lang w:val="bs-Latn-BA"/>
+        </w:rPr>
+      </w:pPr>
+      <w:r>
+        <w:rPr>
+          <w:rFonts w:ascii="Times New Roman" w:hAnsi="Times New Roman" w:cs="Times New Roman"/>
+          <w:lang w:val="bs-Latn-BA"/>
+        </w:rPr>
+        <w:t>U ovom radu prikazana je primjena NSGA-II algoritma na problem tuniranja hiperparametara konvolucijskih neuronskih mreža. Problem je formulisan kao višekriterijski optimizacioni zadatak u kojem se istovremeno posmatraju validaciona tačnost modela i vrijeme treniranja po batchu. Na taj način bilo je moguće analizirati kompromis između kvaliteta klasifikacije i računarske efikasnosti.</w:t>
+      </w:r>
+    </w:p>
+    <w:p>
+      <w:pPr>
+        <w:jc w:val="both"/>
+        <w:rPr>
+          <w:rFonts w:ascii="Times New Roman" w:hAnsi="Times New Roman" w:cs="Times New Roman"/>
+          <w:lang w:val="bs-Latn-BA"/>
+        </w:rPr>
+      </w:pPr>
+      <w:r>
+        <w:rPr>
+          <w:rFonts w:ascii="Times New Roman" w:hAnsi="Times New Roman" w:cs="Times New Roman"/>
+          <w:lang w:val="bs-Latn-BA"/>
+        </w:rPr>
+        <w:lastRenderedPageBreak/>
+        <w:t>Dobijeni rezultati pokazali su da NSGA-II uspješno pronalazi skup Pareto-optimalnih rješenja umjesto jednog jedinog najboljeg modela. Time je potvrđeno da je izbor dva konfliktna cilja bio opravdan, jer u praksi tačniji modeli često zahtijevaju veće vrijeme treniranja, dok brži modeli mogu imati nešto slabije performanse. Upravo zbog toga višekriterijska optimizacija predstavlja prirodan i koristan okvir za ovakve probleme.</w:t>
+      </w:r>
+    </w:p>
+    <w:p>
+      <w:pPr>
+        <w:jc w:val="both"/>
+        <w:rPr>
+          <w:rFonts w:ascii="Times New Roman" w:hAnsi="Times New Roman" w:cs="Times New Roman"/>
+          <w:lang w:val="bs-Latn-BA"/>
+        </w:rPr>
+      </w:pPr>
+      <w:r>
+        <w:rPr>
+          <w:rFonts w:ascii="Times New Roman" w:hAnsi="Times New Roman" w:cs="Times New Roman"/>
+          <w:lang w:val="bs-Latn-BA"/>
+        </w:rPr>
+        <w:t>Rad je takođe pokazao da se ista logika NSGA-II algoritma može prenijeti sa jednostavnijih optimizacionih problema na složenije zadatke iz oblasti mašinskog učenja. Time je ostvaren osnovni cilj rada, a to je demonstracija primjene evolucijskog višekriterijskog pristupa u problemu izbora CNN konfiguracija</w:t>
+      </w:r>
+    </w:p>
+    <w:p>
+      <w:pPr>
+        <w:pStyle w:val="Heading1"/>
+        <w:rPr>
+          <w:lang w:val="bs-Latn-BA"/>
+        </w:rPr>
+      </w:pPr>
+      <w:r>
+        <w:rPr>
+          <w:lang w:val="bs-Latn-BA"/>
+        </w:rPr>
+        <w:t>Literatura</w:t>
+      </w:r>
+    </w:p>
+    <w:p>
+      <w:pPr>
+        <w:pStyle w:val="ListParagraph"/>
+        <w:numPr>
+          <w:ilvl w:val="0"/>
+          <w:numId w:val="2"/>
+        </w:numPr>
+        <w:rPr>
+          <w:rFonts w:ascii="Times New Roman" w:hAnsi="Times New Roman" w:cs="Times New Roman"/>
+          <w:lang w:val="bs-Latn-BA"/>
+        </w:rPr>
+      </w:pPr>
+      <w:r>
+        <w:rPr>
+          <w:rFonts w:ascii="Times New Roman" w:hAnsi="Times New Roman" w:cs="Times New Roman"/>
+          <w:lang w:val="bs-Latn-BA"/>
+        </w:rPr>
+        <w:t>Materijali predmeta Višekriterijska optimizacija i odlučivanje</w:t>
+      </w:r>
+    </w:p>
+    <w:p>
+      <w:pPr>
+        <w:pStyle w:val="ListParagraph"/>
+        <w:numPr>
+          <w:ilvl w:val="0"/>
+          <w:numId w:val="2"/>
+        </w:numPr>
+        <w:rPr>
+          <w:rFonts w:ascii="Times New Roman" w:hAnsi="Times New Roman" w:cs="Times New Roman"/>
+          <w:lang w:val="bs-Latn-BA"/>
+        </w:rPr>
+      </w:pPr>
+      <w:r>
+        <w:rPr>
+          <w:rFonts w:ascii="Times New Roman" w:hAnsi="Times New Roman" w:cs="Times New Roman"/>
+        </w:rPr>
+        <w:t xml:space="preserve">K. </w:t>
+      </w:r>
+      <w:proofErr w:type="spellStart"/>
+      <w:r>
+        <w:rPr>
+          <w:rFonts w:ascii="Times New Roman" w:hAnsi="Times New Roman" w:cs="Times New Roman"/>
+        </w:rPr>
+        <w:t>Deb</w:t>
+      </w:r>
+      <w:proofErr w:type="spellEnd"/>
+      <w:r>
+        <w:rPr>
+          <w:rFonts w:ascii="Times New Roman" w:hAnsi="Times New Roman" w:cs="Times New Roman"/>
+        </w:rPr>
+        <w:t xml:space="preserve">, A. </w:t>
+      </w:r>
+      <w:proofErr w:type="spellStart"/>
+      <w:r>
+        <w:rPr>
+          <w:rFonts w:ascii="Times New Roman" w:hAnsi="Times New Roman" w:cs="Times New Roman"/>
+        </w:rPr>
+        <w:t>Pratap</w:t>
+      </w:r>
+      <w:proofErr w:type="spellEnd"/>
+      <w:r>
+        <w:rPr>
+          <w:rFonts w:ascii="Times New Roman" w:hAnsi="Times New Roman" w:cs="Times New Roman"/>
+        </w:rPr>
+        <w:t xml:space="preserve">, S. </w:t>
+      </w:r>
+      <w:proofErr w:type="spellStart"/>
+      <w:r>
+        <w:rPr>
+          <w:rFonts w:ascii="Times New Roman" w:hAnsi="Times New Roman" w:cs="Times New Roman"/>
+        </w:rPr>
+        <w:t>Agarwal</w:t>
+      </w:r>
+      <w:proofErr w:type="spellEnd"/>
+      <w:r>
+        <w:rPr>
+          <w:rFonts w:ascii="Times New Roman" w:hAnsi="Times New Roman" w:cs="Times New Roman"/>
+        </w:rPr>
+        <w:t xml:space="preserve"> </w:t>
+      </w:r>
+      <w:proofErr w:type="spellStart"/>
+      <w:r>
+        <w:rPr>
+          <w:rFonts w:ascii="Times New Roman" w:hAnsi="Times New Roman" w:cs="Times New Roman"/>
+        </w:rPr>
+        <w:t>and</w:t>
+      </w:r>
+      <w:proofErr w:type="spellEnd"/>
+      <w:r>
+        <w:rPr>
+          <w:rFonts w:ascii="Times New Roman" w:hAnsi="Times New Roman" w:cs="Times New Roman"/>
+        </w:rPr>
+        <w:t xml:space="preserve"> T. </w:t>
+      </w:r>
+      <w:proofErr w:type="spellStart"/>
+      <w:r>
+        <w:rPr>
+          <w:rFonts w:ascii="Times New Roman" w:hAnsi="Times New Roman" w:cs="Times New Roman"/>
+        </w:rPr>
+        <w:t>Meyarivan</w:t>
+      </w:r>
+      <w:proofErr w:type="spellEnd"/>
+      <w:r>
+        <w:rPr>
+          <w:rFonts w:ascii="Times New Roman" w:hAnsi="Times New Roman" w:cs="Times New Roman"/>
+        </w:rPr>
+        <w:t xml:space="preserve">, "A </w:t>
+      </w:r>
+      <w:proofErr w:type="spellStart"/>
+      <w:r>
+        <w:rPr>
+          <w:rFonts w:ascii="Times New Roman" w:hAnsi="Times New Roman" w:cs="Times New Roman"/>
+        </w:rPr>
+        <w:t>fast</w:t>
+      </w:r>
+      <w:proofErr w:type="spellEnd"/>
+      <w:r>
+        <w:rPr>
+          <w:rFonts w:ascii="Times New Roman" w:hAnsi="Times New Roman" w:cs="Times New Roman"/>
+        </w:rPr>
+        <w:t xml:space="preserve"> </w:t>
+      </w:r>
+      <w:proofErr w:type="spellStart"/>
+      <w:r>
+        <w:rPr>
+          <w:rFonts w:ascii="Times New Roman" w:hAnsi="Times New Roman" w:cs="Times New Roman"/>
+        </w:rPr>
+        <w:t>and</w:t>
+      </w:r>
+      <w:proofErr w:type="spellEnd"/>
+      <w:r>
+        <w:rPr>
+          <w:rFonts w:ascii="Times New Roman" w:hAnsi="Times New Roman" w:cs="Times New Roman"/>
+        </w:rPr>
+        <w:t xml:space="preserve"> elitist </w:t>
+      </w:r>
+      <w:proofErr w:type="spellStart"/>
+      <w:r>
+        <w:rPr>
+          <w:rFonts w:ascii="Times New Roman" w:hAnsi="Times New Roman" w:cs="Times New Roman"/>
+        </w:rPr>
+        <w:t>multiobjective</w:t>
+      </w:r>
+      <w:proofErr w:type="spellEnd"/>
+      <w:r>
+        <w:rPr>
+          <w:rFonts w:ascii="Times New Roman" w:hAnsi="Times New Roman" w:cs="Times New Roman"/>
+        </w:rPr>
+        <w:t xml:space="preserve"> </w:t>
+      </w:r>
+      <w:proofErr w:type="spellStart"/>
+      <w:r>
+        <w:rPr>
+          <w:rFonts w:ascii="Times New Roman" w:hAnsi="Times New Roman" w:cs="Times New Roman"/>
+        </w:rPr>
+        <w:t>genetic</w:t>
+      </w:r>
+      <w:proofErr w:type="spellEnd"/>
+      <w:r>
+        <w:rPr>
+          <w:rFonts w:ascii="Times New Roman" w:hAnsi="Times New Roman" w:cs="Times New Roman"/>
+        </w:rPr>
+        <w:t xml:space="preserve"> </w:t>
+      </w:r>
+      <w:proofErr w:type="spellStart"/>
+      <w:r>
+        <w:rPr>
+          <w:rFonts w:ascii="Times New Roman" w:hAnsi="Times New Roman" w:cs="Times New Roman"/>
+        </w:rPr>
+        <w:t>algorithm</w:t>
+      </w:r>
+      <w:proofErr w:type="spellEnd"/>
+      <w:r>
+        <w:rPr>
+          <w:rFonts w:ascii="Times New Roman" w:hAnsi="Times New Roman" w:cs="Times New Roman"/>
+        </w:rPr>
+        <w:t xml:space="preserve">: NSGA-II," </w:t>
+      </w:r>
+      <w:proofErr w:type="spellStart"/>
+      <w:r>
+        <w:rPr>
+          <w:rFonts w:ascii="Times New Roman" w:hAnsi="Times New Roman" w:cs="Times New Roman"/>
+        </w:rPr>
+        <w:t>in</w:t>
+      </w:r>
+      <w:proofErr w:type="spellEnd"/>
+      <w:r>
+        <w:rPr>
+          <w:rFonts w:ascii="Times New Roman" w:hAnsi="Times New Roman" w:cs="Times New Roman"/>
+        </w:rPr>
+        <w:t> </w:t>
+      </w:r>
+      <w:r>
+        <w:rPr>
+          <w:rFonts w:ascii="Times New Roman" w:hAnsi="Times New Roman" w:cs="Times New Roman"/>
+          <w:i/>
+          <w:iCs/>
+        </w:rPr>
+        <w:t xml:space="preserve">IEEE </w:t>
+      </w:r>
+      <w:proofErr w:type="spellStart"/>
+      <w:r>
+        <w:rPr>
+          <w:rFonts w:ascii="Times New Roman" w:hAnsi="Times New Roman" w:cs="Times New Roman"/>
+          <w:i/>
+          <w:iCs/>
+        </w:rPr>
+        <w:t>Transactions</w:t>
+      </w:r>
+      <w:proofErr w:type="spellEnd"/>
+      <w:r>
+        <w:rPr>
+          <w:rFonts w:ascii="Times New Roman" w:hAnsi="Times New Roman" w:cs="Times New Roman"/>
+          <w:i/>
+          <w:iCs/>
+        </w:rPr>
+        <w:t xml:space="preserve"> on </w:t>
+      </w:r>
+      <w:proofErr w:type="spellStart"/>
+      <w:r>
+        <w:rPr>
+          <w:rFonts w:ascii="Times New Roman" w:hAnsi="Times New Roman" w:cs="Times New Roman"/>
+          <w:i/>
+          <w:iCs/>
+        </w:rPr>
+        <w:t>Evolutionary</w:t>
+      </w:r>
+      <w:proofErr w:type="spellEnd"/>
+      <w:r>
+        <w:rPr>
+          <w:rFonts w:ascii="Times New Roman" w:hAnsi="Times New Roman" w:cs="Times New Roman"/>
+          <w:i/>
+          <w:iCs/>
+        </w:rPr>
+        <w:t xml:space="preserve"> </w:t>
+      </w:r>
+      <w:proofErr w:type="spellStart"/>
+      <w:r>
+        <w:rPr>
+          <w:rFonts w:ascii="Times New Roman" w:hAnsi="Times New Roman" w:cs="Times New Roman"/>
+          <w:i/>
+          <w:iCs/>
+        </w:rPr>
+        <w:t>Computation</w:t>
+      </w:r>
+      <w:proofErr w:type="spellEnd"/>
+      <w:r>
+        <w:rPr>
+          <w:rFonts w:ascii="Times New Roman" w:hAnsi="Times New Roman" w:cs="Times New Roman"/>
+        </w:rPr>
+        <w:t xml:space="preserve">, vol. 6, no. 2, </w:t>
+      </w:r>
+      <w:proofErr w:type="spellStart"/>
+      <w:r>
+        <w:rPr>
+          <w:rFonts w:ascii="Times New Roman" w:hAnsi="Times New Roman" w:cs="Times New Roman"/>
+        </w:rPr>
+        <w:t>pp</w:t>
+      </w:r>
+      <w:proofErr w:type="spellEnd"/>
+      <w:r>
+        <w:rPr>
+          <w:rFonts w:ascii="Times New Roman" w:hAnsi="Times New Roman" w:cs="Times New Roman"/>
+        </w:rPr>
+        <w:t xml:space="preserve">. 182-197, April 2002, </w:t>
+      </w:r>
+      <w:proofErr w:type="spellStart"/>
+      <w:r>
+        <w:rPr>
+          <w:rFonts w:ascii="Times New Roman" w:hAnsi="Times New Roman" w:cs="Times New Roman"/>
+        </w:rPr>
+        <w:t>doi</w:t>
+      </w:r>
+      <w:proofErr w:type="spellEnd"/>
+      <w:r>
+        <w:rPr>
+          <w:rFonts w:ascii="Times New Roman" w:hAnsi="Times New Roman" w:cs="Times New Roman"/>
+        </w:rPr>
+        <w:t>: 10.1109/4235.996017</w:t>
+      </w:r>
+    </w:p>
+    <w:p>
+      <w:pPr>
+        <w:pStyle w:val="ListParagraph"/>
+        <w:numPr>
+          <w:ilvl w:val="0"/>
+          <w:numId w:val="2"/>
+        </w:numPr>
+        <w:rPr>
+          <w:rFonts w:ascii="Times New Roman" w:hAnsi="Times New Roman" w:cs="Times New Roman"/>
+          <w:lang w:val="bs-Latn-BA"/>
+        </w:rPr>
+      </w:pPr>
+      <w:r>
+        <w:rPr>
+          <w:rFonts w:ascii="Times New Roman" w:hAnsi="Times New Roman" w:cs="Times New Roman"/>
+          <w:lang w:val="bs-Latn-BA"/>
+        </w:rPr>
+        <w:t>Deb, Kalyan. (2001). Multiobjective Optimization Using Evolutionary Algorithms. Wiley, New York.</w:t>
+      </w:r>
+    </w:p>
+    <w:p>
+      <w:pPr>
+        <w:pStyle w:val="ListParagraph"/>
+        <w:numPr>
+          <w:ilvl w:val="0"/>
+          <w:numId w:val="2"/>
+        </w:numPr>
+        <w:rPr>
+          <w:rFonts w:ascii="Times New Roman" w:hAnsi="Times New Roman" w:cs="Times New Roman"/>
+          <w:lang w:val="bs-Latn-BA"/>
+        </w:rPr>
+      </w:pPr>
+      <w:r>
+        <w:rPr>
+          <w:rFonts w:ascii="Times New Roman" w:hAnsi="Times New Roman" w:cs="Times New Roman"/>
+          <w:lang w:val="bs-Latn-BA"/>
+        </w:rPr>
+        <w:t>Yu, Po &amp; Chiang, Chin-I &amp; Tzeng, Gwo-Hshiung. (2007). Multicriteria Optimization. 10.1002/9780470172339.ch101.</w:t>
+      </w:r>
+    </w:p>
+    <w:p>
+      <w:pPr>
+        <w:pStyle w:val="ListParagraph"/>
+        <w:numPr>
+          <w:ilvl w:val="0"/>
+          <w:numId w:val="2"/>
+        </w:numPr>
+        <w:rPr>
+          <w:rFonts w:ascii="Times New Roman" w:hAnsi="Times New Roman" w:cs="Times New Roman"/>
+          <w:lang w:val="bs-Latn-BA"/>
+        </w:rPr>
+      </w:pPr>
+      <w:r>
+        <w:rPr>
+          <w:rFonts w:ascii="Times New Roman" w:hAnsi="Times New Roman" w:cs="Times New Roman"/>
+        </w:rPr>
+        <w:t xml:space="preserve">L. </w:t>
+      </w:r>
+      <w:proofErr w:type="spellStart"/>
+      <w:r>
+        <w:rPr>
+          <w:rFonts w:ascii="Times New Roman" w:hAnsi="Times New Roman" w:cs="Times New Roman"/>
+        </w:rPr>
+        <w:t>Deng</w:t>
+      </w:r>
+      <w:proofErr w:type="spellEnd"/>
+      <w:r>
+        <w:rPr>
+          <w:rFonts w:ascii="Times New Roman" w:hAnsi="Times New Roman" w:cs="Times New Roman"/>
+        </w:rPr>
+        <w:t>, "</w:t>
+      </w:r>
+      <w:proofErr w:type="spellStart"/>
+      <w:r>
+        <w:rPr>
+          <w:rFonts w:ascii="Times New Roman" w:hAnsi="Times New Roman" w:cs="Times New Roman"/>
+        </w:rPr>
+        <w:t>The</w:t>
+      </w:r>
+      <w:proofErr w:type="spellEnd"/>
+      <w:r>
+        <w:rPr>
+          <w:rFonts w:ascii="Times New Roman" w:hAnsi="Times New Roman" w:cs="Times New Roman"/>
+        </w:rPr>
+        <w:t xml:space="preserve"> MNIST </w:t>
+      </w:r>
+      <w:proofErr w:type="spellStart"/>
+      <w:r>
+        <w:rPr>
+          <w:rFonts w:ascii="Times New Roman" w:hAnsi="Times New Roman" w:cs="Times New Roman"/>
+        </w:rPr>
+        <w:t>Database</w:t>
+      </w:r>
+      <w:proofErr w:type="spellEnd"/>
+      <w:r>
+        <w:rPr>
+          <w:rFonts w:ascii="Times New Roman" w:hAnsi="Times New Roman" w:cs="Times New Roman"/>
+        </w:rPr>
+        <w:t xml:space="preserve"> </w:t>
+      </w:r>
+      <w:proofErr w:type="spellStart"/>
+      <w:r>
+        <w:rPr>
+          <w:rFonts w:ascii="Times New Roman" w:hAnsi="Times New Roman" w:cs="Times New Roman"/>
+        </w:rPr>
+        <w:t>of</w:t>
+      </w:r>
+      <w:proofErr w:type="spellEnd"/>
+      <w:r>
+        <w:rPr>
+          <w:rFonts w:ascii="Times New Roman" w:hAnsi="Times New Roman" w:cs="Times New Roman"/>
+        </w:rPr>
+        <w:t xml:space="preserve"> </w:t>
+      </w:r>
+      <w:proofErr w:type="spellStart"/>
+      <w:r>
+        <w:rPr>
+          <w:rFonts w:ascii="Times New Roman" w:hAnsi="Times New Roman" w:cs="Times New Roman"/>
+        </w:rPr>
+        <w:t>Handwritten</w:t>
+      </w:r>
+      <w:proofErr w:type="spellEnd"/>
+      <w:r>
+        <w:rPr>
+          <w:rFonts w:ascii="Times New Roman" w:hAnsi="Times New Roman" w:cs="Times New Roman"/>
+        </w:rPr>
+        <w:t xml:space="preserve"> </w:t>
+      </w:r>
+      <w:proofErr w:type="spellStart"/>
+      <w:r>
+        <w:rPr>
+          <w:rFonts w:ascii="Times New Roman" w:hAnsi="Times New Roman" w:cs="Times New Roman"/>
+        </w:rPr>
+        <w:t>Digit</w:t>
+      </w:r>
+      <w:proofErr w:type="spellEnd"/>
+      <w:r>
+        <w:rPr>
+          <w:rFonts w:ascii="Times New Roman" w:hAnsi="Times New Roman" w:cs="Times New Roman"/>
+        </w:rPr>
+        <w:t xml:space="preserve"> </w:t>
+      </w:r>
+      <w:proofErr w:type="spellStart"/>
+      <w:r>
+        <w:rPr>
+          <w:rFonts w:ascii="Times New Roman" w:hAnsi="Times New Roman" w:cs="Times New Roman"/>
+        </w:rPr>
+        <w:t>Images</w:t>
+      </w:r>
+      <w:proofErr w:type="spellEnd"/>
+      <w:r>
+        <w:rPr>
+          <w:rFonts w:ascii="Times New Roman" w:hAnsi="Times New Roman" w:cs="Times New Roman"/>
+        </w:rPr>
+        <w:t xml:space="preserve"> for </w:t>
+      </w:r>
+      <w:proofErr w:type="spellStart"/>
+      <w:r>
+        <w:rPr>
+          <w:rFonts w:ascii="Times New Roman" w:hAnsi="Times New Roman" w:cs="Times New Roman"/>
+        </w:rPr>
+        <w:t>Machine</w:t>
+      </w:r>
+      <w:proofErr w:type="spellEnd"/>
+      <w:r>
+        <w:rPr>
+          <w:rFonts w:ascii="Times New Roman" w:hAnsi="Times New Roman" w:cs="Times New Roman"/>
+        </w:rPr>
+        <w:t xml:space="preserve"> </w:t>
+      </w:r>
+      <w:proofErr w:type="spellStart"/>
+      <w:r>
+        <w:rPr>
+          <w:rFonts w:ascii="Times New Roman" w:hAnsi="Times New Roman" w:cs="Times New Roman"/>
+        </w:rPr>
+        <w:t>Learning</w:t>
+      </w:r>
+      <w:proofErr w:type="spellEnd"/>
+      <w:r>
+        <w:rPr>
+          <w:rFonts w:ascii="Times New Roman" w:hAnsi="Times New Roman" w:cs="Times New Roman"/>
+        </w:rPr>
+        <w:t xml:space="preserve"> Research [Best </w:t>
+      </w:r>
+      <w:proofErr w:type="spellStart"/>
+      <w:r>
+        <w:rPr>
+          <w:rFonts w:ascii="Times New Roman" w:hAnsi="Times New Roman" w:cs="Times New Roman"/>
+        </w:rPr>
+        <w:t>of</w:t>
+      </w:r>
+      <w:proofErr w:type="spellEnd"/>
+      <w:r>
+        <w:rPr>
+          <w:rFonts w:ascii="Times New Roman" w:hAnsi="Times New Roman" w:cs="Times New Roman"/>
+        </w:rPr>
+        <w:t xml:space="preserve"> </w:t>
+      </w:r>
+      <w:proofErr w:type="spellStart"/>
+      <w:r>
+        <w:rPr>
+          <w:rFonts w:ascii="Times New Roman" w:hAnsi="Times New Roman" w:cs="Times New Roman"/>
+        </w:rPr>
+        <w:t>the</w:t>
+      </w:r>
+      <w:proofErr w:type="spellEnd"/>
+      <w:r>
+        <w:rPr>
+          <w:rFonts w:ascii="Times New Roman" w:hAnsi="Times New Roman" w:cs="Times New Roman"/>
+        </w:rPr>
+        <w:t xml:space="preserve"> Web]," </w:t>
+      </w:r>
+      <w:proofErr w:type="spellStart"/>
+      <w:r>
+        <w:rPr>
+          <w:rFonts w:ascii="Times New Roman" w:hAnsi="Times New Roman" w:cs="Times New Roman"/>
+        </w:rPr>
+        <w:t>in</w:t>
+      </w:r>
+      <w:proofErr w:type="spellEnd"/>
+      <w:r>
+        <w:rPr>
+          <w:rFonts w:ascii="Times New Roman" w:hAnsi="Times New Roman" w:cs="Times New Roman"/>
+        </w:rPr>
+        <w:t> </w:t>
+      </w:r>
+      <w:r>
+        <w:rPr>
+          <w:rFonts w:ascii="Times New Roman" w:hAnsi="Times New Roman" w:cs="Times New Roman"/>
+          <w:i/>
+          <w:iCs/>
+        </w:rPr>
+        <w:t>IEEE Signal Processing Magazine</w:t>
+      </w:r>
+      <w:r>
+        <w:rPr>
+          <w:rFonts w:ascii="Times New Roman" w:hAnsi="Times New Roman" w:cs="Times New Roman"/>
+        </w:rPr>
+        <w:t xml:space="preserve">, vol. 29, no. 6, </w:t>
+      </w:r>
+      <w:proofErr w:type="spellStart"/>
+      <w:r>
+        <w:rPr>
+          <w:rFonts w:ascii="Times New Roman" w:hAnsi="Times New Roman" w:cs="Times New Roman"/>
+        </w:rPr>
+        <w:t>pp</w:t>
+      </w:r>
+      <w:proofErr w:type="spellEnd"/>
+      <w:r>
+        <w:rPr>
+          <w:rFonts w:ascii="Times New Roman" w:hAnsi="Times New Roman" w:cs="Times New Roman"/>
+        </w:rPr>
+        <w:t xml:space="preserve">. 141-142, Nov. 2012, </w:t>
+      </w:r>
+      <w:proofErr w:type="spellStart"/>
+      <w:r>
+        <w:rPr>
+          <w:rFonts w:ascii="Times New Roman" w:hAnsi="Times New Roman" w:cs="Times New Roman"/>
+        </w:rPr>
+        <w:t>doi</w:t>
+      </w:r>
+      <w:proofErr w:type="spellEnd"/>
+      <w:r>
+        <w:rPr>
+          <w:rFonts w:ascii="Times New Roman" w:hAnsi="Times New Roman" w:cs="Times New Roman"/>
+        </w:rPr>
+        <w:t>: 10.1109/MSP.2012.2211477</w:t>
+      </w:r>
+    </w:p>
+    <w:p>
+      <w:pPr>
+        <w:pStyle w:val="ListParagraph"/>
+        <w:numPr>
+          <w:ilvl w:val="0"/>
+          <w:numId w:val="2"/>
+        </w:numPr>
+        <w:rPr>
+          <w:rFonts w:ascii="Times New Roman" w:hAnsi="Times New Roman" w:cs="Times New Roman"/>
+          <w:lang w:val="bs-Latn-BA"/>
+        </w:rPr>
+      </w:pPr>
+      <w:r>
+        <w:rPr>
+          <w:rFonts w:ascii="Times New Roman" w:hAnsi="Times New Roman" w:cs="Times New Roman"/>
+        </w:rPr>
+        <w:t xml:space="preserve">D. P. </w:t>
+      </w:r>
+      <w:proofErr w:type="spellStart"/>
+      <w:r>
+        <w:rPr>
+          <w:rFonts w:ascii="Times New Roman" w:hAnsi="Times New Roman" w:cs="Times New Roman"/>
+        </w:rPr>
+        <w:t>Kingma</w:t>
+      </w:r>
+      <w:proofErr w:type="spellEnd"/>
+      <w:r>
+        <w:rPr>
+          <w:rFonts w:ascii="Times New Roman" w:hAnsi="Times New Roman" w:cs="Times New Roman"/>
+        </w:rPr>
+        <w:t xml:space="preserve"> </w:t>
+      </w:r>
+      <w:proofErr w:type="spellStart"/>
+      <w:r>
+        <w:rPr>
+          <w:rFonts w:ascii="Times New Roman" w:hAnsi="Times New Roman" w:cs="Times New Roman"/>
+        </w:rPr>
+        <w:t>and</w:t>
+      </w:r>
+      <w:proofErr w:type="spellEnd"/>
+      <w:r>
+        <w:rPr>
+          <w:rFonts w:ascii="Times New Roman" w:hAnsi="Times New Roman" w:cs="Times New Roman"/>
+        </w:rPr>
+        <w:t xml:space="preserve"> J. Ba, “Adam: A </w:t>
+      </w:r>
+      <w:proofErr w:type="spellStart"/>
+      <w:r>
+        <w:rPr>
+          <w:rFonts w:ascii="Times New Roman" w:hAnsi="Times New Roman" w:cs="Times New Roman"/>
+        </w:rPr>
+        <w:t>Method</w:t>
+      </w:r>
+      <w:proofErr w:type="spellEnd"/>
+      <w:r>
+        <w:rPr>
+          <w:rFonts w:ascii="Times New Roman" w:hAnsi="Times New Roman" w:cs="Times New Roman"/>
+        </w:rPr>
+        <w:t xml:space="preserve"> for </w:t>
+      </w:r>
+      <w:proofErr w:type="spellStart"/>
+      <w:r>
+        <w:rPr>
+          <w:rFonts w:ascii="Times New Roman" w:hAnsi="Times New Roman" w:cs="Times New Roman"/>
+        </w:rPr>
+        <w:t>Stochastic</w:t>
+      </w:r>
+      <w:proofErr w:type="spellEnd"/>
+      <w:r>
+        <w:rPr>
+          <w:rFonts w:ascii="Times New Roman" w:hAnsi="Times New Roman" w:cs="Times New Roman"/>
+        </w:rPr>
+        <w:t xml:space="preserve"> </w:t>
+      </w:r>
+      <w:proofErr w:type="spellStart"/>
+      <w:r>
+        <w:rPr>
+          <w:rFonts w:ascii="Times New Roman" w:hAnsi="Times New Roman" w:cs="Times New Roman"/>
+        </w:rPr>
+        <w:t>Optimization</w:t>
+      </w:r>
+      <w:proofErr w:type="spellEnd"/>
+      <w:r>
+        <w:rPr>
+          <w:rFonts w:ascii="Times New Roman" w:hAnsi="Times New Roman" w:cs="Times New Roman"/>
+        </w:rPr>
+        <w:t>,” 2014.</w:t>
+      </w:r>
+    </w:p>
+    <w:p>
+      <w:pPr>
+        <w:pStyle w:val="ListParagraph"/>
+        <w:numPr>
+          <w:ilvl w:val="0"/>
+          <w:numId w:val="2"/>
+        </w:numPr>
+        <w:rPr>
+          <w:rFonts w:ascii="Times New Roman" w:hAnsi="Times New Roman" w:cs="Times New Roman"/>
+          <w:lang w:val="bs-Latn-BA"/>
+        </w:rPr>
+      </w:pPr>
+      <w:proofErr w:type="spellStart"/>
+      <w:r>
+        <w:rPr>
+          <w:rFonts w:ascii="Times New Roman" w:hAnsi="Times New Roman" w:cs="Times New Roman"/>
+        </w:rPr>
+        <w:t>TensorFlow</w:t>
+      </w:r>
+      <w:proofErr w:type="spellEnd"/>
+      <w:r>
+        <w:rPr>
+          <w:rFonts w:ascii="Times New Roman" w:hAnsi="Times New Roman" w:cs="Times New Roman"/>
+        </w:rPr>
+        <w:t>/</w:t>
+      </w:r>
+      <w:proofErr w:type="spellStart"/>
+      <w:r>
+        <w:rPr>
+          <w:rFonts w:ascii="Times New Roman" w:hAnsi="Times New Roman" w:cs="Times New Roman"/>
+        </w:rPr>
+        <w:t>Keras</w:t>
+      </w:r>
+      <w:proofErr w:type="spellEnd"/>
+      <w:r>
+        <w:rPr>
+          <w:rFonts w:ascii="Times New Roman" w:hAnsi="Times New Roman" w:cs="Times New Roman"/>
+        </w:rPr>
+        <w:t xml:space="preserve"> </w:t>
+      </w:r>
+      <w:proofErr w:type="spellStart"/>
+      <w:r>
+        <w:rPr>
+          <w:rFonts w:ascii="Times New Roman" w:hAnsi="Times New Roman" w:cs="Times New Roman"/>
+        </w:rPr>
+        <w:t>documentation</w:t>
+      </w:r>
+      <w:proofErr w:type="spellEnd"/>
+      <w:r>
+        <w:rPr>
+          <w:rFonts w:ascii="Times New Roman" w:hAnsi="Times New Roman" w:cs="Times New Roman"/>
+        </w:rPr>
+        <w:t>, “</w:t>
+      </w:r>
+      <w:proofErr w:type="spellStart"/>
+      <w:r>
+        <w:rPr>
+          <w:rFonts w:ascii="Times New Roman" w:hAnsi="Times New Roman" w:cs="Times New Roman"/>
+        </w:rPr>
+        <w:t>The</w:t>
+      </w:r>
+      <w:proofErr w:type="spellEnd"/>
+      <w:r>
+        <w:rPr>
+          <w:rFonts w:ascii="Times New Roman" w:hAnsi="Times New Roman" w:cs="Times New Roman"/>
+        </w:rPr>
+        <w:t xml:space="preserve"> </w:t>
+      </w:r>
+      <w:proofErr w:type="spellStart"/>
+      <w:r>
+        <w:rPr>
+          <w:rFonts w:ascii="Times New Roman" w:hAnsi="Times New Roman" w:cs="Times New Roman"/>
+        </w:rPr>
+        <w:t>Sequential</w:t>
+      </w:r>
+      <w:proofErr w:type="spellEnd"/>
+      <w:r>
+        <w:rPr>
+          <w:rFonts w:ascii="Times New Roman" w:hAnsi="Times New Roman" w:cs="Times New Roman"/>
+        </w:rPr>
+        <w:t xml:space="preserve"> model.”</w:t>
+      </w:r>
+      <w:r>
+        <w:rPr>
+          <w:rFonts w:ascii="Times New Roman" w:hAnsi="Times New Roman" w:cs="Times New Roman"/>
+        </w:rPr>
+        <w:t xml:space="preserve"> - </w:t>
+      </w:r>
+      <w:hyperlink r:id="rId13" w:history="1">
+        <w:proofErr w:type="spellStart"/>
+        <w:r>
+          <w:rPr>
+            <w:rStyle w:val="Hyperlink"/>
+            <w:rFonts w:ascii="Times New Roman" w:hAnsi="Times New Roman" w:cs="Times New Roman"/>
+          </w:rPr>
+          <w:t>The</w:t>
+        </w:r>
+        <w:proofErr w:type="spellEnd"/>
+        <w:r>
+          <w:rPr>
+            <w:rStyle w:val="Hyperlink"/>
+            <w:rFonts w:ascii="Times New Roman" w:hAnsi="Times New Roman" w:cs="Times New Roman"/>
+          </w:rPr>
+          <w:t xml:space="preserve"> </w:t>
+        </w:r>
+        <w:proofErr w:type="spellStart"/>
+        <w:r>
+          <w:rPr>
+            <w:rStyle w:val="Hyperlink"/>
+            <w:rFonts w:ascii="Times New Roman" w:hAnsi="Times New Roman" w:cs="Times New Roman"/>
+          </w:rPr>
+          <w:t>Sequential</w:t>
+        </w:r>
+        <w:proofErr w:type="spellEnd"/>
+        <w:r>
+          <w:rPr>
+            <w:rStyle w:val="Hyperlink"/>
+            <w:rFonts w:ascii="Times New Roman" w:hAnsi="Times New Roman" w:cs="Times New Roman"/>
+          </w:rPr>
+          <w:t xml:space="preserve"> model  |  </w:t>
+        </w:r>
+        <w:proofErr w:type="spellStart"/>
+        <w:r>
+          <w:rPr>
+            <w:rStyle w:val="Hyperlink"/>
+            <w:rFonts w:ascii="Times New Roman" w:hAnsi="Times New Roman" w:cs="Times New Roman"/>
+          </w:rPr>
+          <w:t>TensorFlow</w:t>
+        </w:r>
+        <w:proofErr w:type="spellEnd"/>
+        <w:r>
+          <w:rPr>
+            <w:rStyle w:val="Hyperlink"/>
+            <w:rFonts w:ascii="Times New Roman" w:hAnsi="Times New Roman" w:cs="Times New Roman"/>
+          </w:rPr>
+          <w:t xml:space="preserve"> Core</w:t>
+        </w:r>
+      </w:hyperlink>
+    </w:p>
+    <w:p>
+      <w:pPr>
+        <w:pStyle w:val="ListParagraph"/>
+        <w:numPr>
+          <w:ilvl w:val="0"/>
+          <w:numId w:val="2"/>
+        </w:numPr>
+        <w:rPr>
+          <w:rFonts w:ascii="Times New Roman" w:hAnsi="Times New Roman" w:cs="Times New Roman"/>
+          <w:lang w:val="bs-Latn-BA"/>
+        </w:rPr>
+      </w:pPr>
+      <w:proofErr w:type="spellStart"/>
+      <w:r>
+        <w:rPr>
+          <w:rFonts w:ascii="Times New Roman" w:hAnsi="Times New Roman" w:cs="Times New Roman"/>
+        </w:rPr>
+        <w:t>Streamlit</w:t>
+      </w:r>
+      <w:proofErr w:type="spellEnd"/>
+      <w:r>
+        <w:rPr>
+          <w:rFonts w:ascii="Times New Roman" w:hAnsi="Times New Roman" w:cs="Times New Roman"/>
+        </w:rPr>
+        <w:t xml:space="preserve"> </w:t>
+      </w:r>
+      <w:proofErr w:type="spellStart"/>
+      <w:r>
+        <w:rPr>
+          <w:rFonts w:ascii="Times New Roman" w:hAnsi="Times New Roman" w:cs="Times New Roman"/>
+        </w:rPr>
+        <w:t>documentation</w:t>
+      </w:r>
+      <w:proofErr w:type="spellEnd"/>
+      <w:r>
+        <w:rPr>
+          <w:rFonts w:ascii="Times New Roman" w:hAnsi="Times New Roman" w:cs="Times New Roman"/>
+        </w:rPr>
+        <w:t xml:space="preserve"> </w:t>
+      </w:r>
+      <w:hyperlink r:id="rId14" w:history="1">
+        <w:proofErr w:type="spellStart"/>
+        <w:r>
+          <w:rPr>
+            <w:rStyle w:val="Hyperlink"/>
+            <w:rFonts w:ascii="Times New Roman" w:hAnsi="Times New Roman" w:cs="Times New Roman"/>
+          </w:rPr>
+          <w:t>Streamlit</w:t>
+        </w:r>
+        <w:proofErr w:type="spellEnd"/>
+        <w:r>
+          <w:rPr>
+            <w:rStyle w:val="Hyperlink"/>
+            <w:rFonts w:ascii="Times New Roman" w:hAnsi="Times New Roman" w:cs="Times New Roman"/>
+          </w:rPr>
+          <w:t xml:space="preserve"> </w:t>
+        </w:r>
+        <w:proofErr w:type="spellStart"/>
+        <w:r>
+          <w:rPr>
+            <w:rStyle w:val="Hyperlink"/>
+            <w:rFonts w:ascii="Times New Roman" w:hAnsi="Times New Roman" w:cs="Times New Roman"/>
+          </w:rPr>
+          <w:t>documentation</w:t>
+        </w:r>
+        <w:proofErr w:type="spellEnd"/>
+      </w:hyperlink>
+    </w:p>
+    <w:p/>
+    <w:p>
+      <w:pPr>
         <w:jc w:val="center"/>
         <w:rPr>
           <w:rFonts w:ascii="Times New Roman" w:hAnsi="Times New Roman" w:cs="Times New Roman"/>
@@ -4155,8 +5250,124 @@
       </w:rPr>
     </w:lvl>
   </w:abstractNum>
+  <w:abstractNum w:abstractNumId="1" w15:restartNumberingAfterBreak="0">
+    <w:nsid w:val="64CD4B24"/>
+    <w:multiLevelType w:val="hybridMultilevel"/>
+    <w:tmpl w:val="F48064DC"/>
+    <w:lvl w:ilvl="0" w:tplc="141A0001">
+      <w:start w:val="1"/>
+      <w:numFmt w:val="bullet"/>
+      <w:lvlText w:val=""/>
+      <w:lvlJc w:val="left"/>
+      <w:pPr>
+        <w:ind w:left="720" w:hanging="360"/>
+      </w:pPr>
+      <w:rPr>
+        <w:rFonts w:ascii="Symbol" w:hAnsi="Symbol" w:hint="default"/>
+      </w:rPr>
+    </w:lvl>
+    <w:lvl w:ilvl="1" w:tplc="141A0003" w:tentative="1">
+      <w:start w:val="1"/>
+      <w:numFmt w:val="bullet"/>
+      <w:lvlText w:val="o"/>
+      <w:lvlJc w:val="left"/>
+      <w:pPr>
+        <w:ind w:left="1440" w:hanging="360"/>
+      </w:pPr>
+      <w:rPr>
+        <w:rFonts w:ascii="Courier New" w:hAnsi="Courier New" w:cs="Courier New" w:hint="default"/>
+      </w:rPr>
+    </w:lvl>
+    <w:lvl w:ilvl="2" w:tplc="141A0005" w:tentative="1">
+      <w:start w:val="1"/>
+      <w:numFmt w:val="bullet"/>
+      <w:lvlText w:val=""/>
+      <w:lvlJc w:val="left"/>
+      <w:pPr>
+        <w:ind w:left="2160" w:hanging="360"/>
+      </w:pPr>
+      <w:rPr>
+        <w:rFonts w:ascii="Wingdings" w:hAnsi="Wingdings" w:hint="default"/>
+      </w:rPr>
+    </w:lvl>
+    <w:lvl w:ilvl="3" w:tplc="141A0001" w:tentative="1">
+      <w:start w:val="1"/>
+      <w:numFmt w:val="bullet"/>
+      <w:lvlText w:val=""/>
+      <w:lvlJc w:val="left"/>
+      <w:pPr>
+        <w:ind w:left="2880" w:hanging="360"/>
+      </w:pPr>
+      <w:rPr>
+        <w:rFonts w:ascii="Symbol" w:hAnsi="Symbol" w:hint="default"/>
+      </w:rPr>
+    </w:lvl>
+    <w:lvl w:ilvl="4" w:tplc="141A0003" w:tentative="1">
+      <w:start w:val="1"/>
+      <w:numFmt w:val="bullet"/>
+      <w:lvlText w:val="o"/>
+      <w:lvlJc w:val="left"/>
+      <w:pPr>
+        <w:ind w:left="3600" w:hanging="360"/>
+      </w:pPr>
+      <w:rPr>
+        <w:rFonts w:ascii="Courier New" w:hAnsi="Courier New" w:cs="Courier New" w:hint="default"/>
+      </w:rPr>
+    </w:lvl>
+    <w:lvl w:ilvl="5" w:tplc="141A0005" w:tentative="1">
+      <w:start w:val="1"/>
+      <w:numFmt w:val="bullet"/>
+      <w:lvlText w:val=""/>
+      <w:lvlJc w:val="left"/>
+      <w:pPr>
+        <w:ind w:left="4320" w:hanging="360"/>
+      </w:pPr>
+      <w:rPr>
+        <w:rFonts w:ascii="Wingdings" w:hAnsi="Wingdings" w:hint="default"/>
+      </w:rPr>
+    </w:lvl>
+    <w:lvl w:ilvl="6" w:tplc="141A0001" w:tentative="1">
+      <w:start w:val="1"/>
+      <w:numFmt w:val="bullet"/>
+      <w:lvlText w:val=""/>
+      <w:lvlJc w:val="left"/>
+      <w:pPr>
+        <w:ind w:left="5040" w:hanging="360"/>
+      </w:pPr>
+      <w:rPr>
+        <w:rFonts w:ascii="Symbol" w:hAnsi="Symbol" w:hint="default"/>
+      </w:rPr>
+    </w:lvl>
+    <w:lvl w:ilvl="7" w:tplc="141A0003" w:tentative="1">
+      <w:start w:val="1"/>
+      <w:numFmt w:val="bullet"/>
+      <w:lvlText w:val="o"/>
+      <w:lvlJc w:val="left"/>
+      <w:pPr>
+        <w:ind w:left="5760" w:hanging="360"/>
+      </w:pPr>
+      <w:rPr>
+        <w:rFonts w:ascii="Courier New" w:hAnsi="Courier New" w:cs="Courier New" w:hint="default"/>
+      </w:rPr>
+    </w:lvl>
+    <w:lvl w:ilvl="8" w:tplc="141A0005" w:tentative="1">
+      <w:start w:val="1"/>
+      <w:numFmt w:val="bullet"/>
+      <w:lvlText w:val=""/>
+      <w:lvlJc w:val="left"/>
+      <w:pPr>
+        <w:ind w:left="6480" w:hanging="360"/>
+      </w:pPr>
+      <w:rPr>
+        <w:rFonts w:ascii="Wingdings" w:hAnsi="Wingdings" w:hint="default"/>
+      </w:rPr>
+    </w:lvl>
+  </w:abstractNum>
   <w:num w:numId="1" w16cid:durableId="76370557">
     <w:abstractNumId w:val="0"/>
+  </w:num>
+  <w:num w:numId="2" w16cid:durableId="748885555">
+    <w:abstractNumId w:val="1"/>
   </w:num>
 </w:numbering>
 </file>
@@ -4558,15 +5769,15 @@
     <w:lsdException w:name="Unresolved Mention" w:semiHidden="1" w:unhideWhenUsed="1"/>
     <w:lsdException w:name="Smart Link" w:semiHidden="1" w:unhideWhenUsed="1"/>
   </w:latentStyles>
-  <w:style w:type="paragraph" w:default="1" w:styleId="Normalno">
+  <w:style w:type="paragraph" w:default="1" w:styleId="Normal">
     <w:name w:val="Normal"/>
     <w:qFormat/>
   </w:style>
-  <w:style w:type="paragraph" w:styleId="Naslov1">
+  <w:style w:type="paragraph" w:styleId="Heading1">
     <w:name w:val="heading 1"/>
-    <w:basedOn w:val="Normalno"/>
-    <w:next w:val="Normalno"/>
-    <w:link w:val="Naslov1Znak"/>
+    <w:basedOn w:val="Normal"/>
+    <w:next w:val="Normal"/>
+    <w:link w:val="Heading1Char"/>
     <w:uiPriority w:val="9"/>
     <w:qFormat/>
     <w:rsid w:val="005914E7"/>
@@ -4583,13 +5794,12 @@
       <w:szCs w:val="40"/>
     </w:rPr>
   </w:style>
-  <w:style w:type="paragraph" w:styleId="Naslov2">
+  <w:style w:type="paragraph" w:styleId="Heading2">
     <w:name w:val="heading 2"/>
-    <w:basedOn w:val="Normalno"/>
-    <w:next w:val="Normalno"/>
-    <w:link w:val="Naslov2Znak"/>
+    <w:basedOn w:val="Normal"/>
+    <w:next w:val="Normal"/>
+    <w:link w:val="Heading2Char"/>
     <w:uiPriority w:val="9"/>
-    <w:semiHidden/>
     <w:unhideWhenUsed/>
     <w:qFormat/>
     <w:rsid w:val="005914E7"/>
@@ -4606,11 +5816,11 @@
       <w:szCs w:val="32"/>
     </w:rPr>
   </w:style>
-  <w:style w:type="paragraph" w:styleId="Naslov3">
+  <w:style w:type="paragraph" w:styleId="Heading3">
     <w:name w:val="heading 3"/>
-    <w:basedOn w:val="Normalno"/>
-    <w:next w:val="Normalno"/>
-    <w:link w:val="Naslov3Znak"/>
+    <w:basedOn w:val="Normal"/>
+    <w:next w:val="Normal"/>
+    <w:link w:val="Heading3Char"/>
     <w:uiPriority w:val="9"/>
     <w:semiHidden/>
     <w:unhideWhenUsed/>
@@ -4629,11 +5839,11 @@
       <w:szCs w:val="28"/>
     </w:rPr>
   </w:style>
-  <w:style w:type="paragraph" w:styleId="Naslov4">
+  <w:style w:type="paragraph" w:styleId="Heading4">
     <w:name w:val="heading 4"/>
-    <w:basedOn w:val="Normalno"/>
-    <w:next w:val="Normalno"/>
-    <w:link w:val="Naslov4Znak"/>
+    <w:basedOn w:val="Normal"/>
+    <w:next w:val="Normal"/>
+    <w:link w:val="Heading4Char"/>
     <w:uiPriority w:val="9"/>
     <w:semiHidden/>
     <w:unhideWhenUsed/>
@@ -4652,11 +5862,11 @@
       <w:color w:val="2F5496" w:themeColor="accent1" w:themeShade="BF"/>
     </w:rPr>
   </w:style>
-  <w:style w:type="paragraph" w:styleId="Naslov5">
+  <w:style w:type="paragraph" w:styleId="Heading5">
     <w:name w:val="heading 5"/>
-    <w:basedOn w:val="Normalno"/>
-    <w:next w:val="Normalno"/>
-    <w:link w:val="Naslov5Znak"/>
+    <w:basedOn w:val="Normal"/>
+    <w:next w:val="Normal"/>
+    <w:link w:val="Heading5Char"/>
     <w:uiPriority w:val="9"/>
     <w:semiHidden/>
     <w:unhideWhenUsed/>
@@ -4673,11 +5883,11 @@
       <w:color w:val="2F5496" w:themeColor="accent1" w:themeShade="BF"/>
     </w:rPr>
   </w:style>
-  <w:style w:type="paragraph" w:styleId="Naslov6">
+  <w:style w:type="paragraph" w:styleId="Heading6">
     <w:name w:val="heading 6"/>
-    <w:basedOn w:val="Normalno"/>
-    <w:next w:val="Normalno"/>
-    <w:link w:val="Naslov6Znak"/>
+    <w:basedOn w:val="Normal"/>
+    <w:next w:val="Normal"/>
+    <w:link w:val="Heading6Char"/>
     <w:uiPriority w:val="9"/>
     <w:semiHidden/>
     <w:unhideWhenUsed/>
@@ -4696,11 +5906,11 @@
       <w:color w:val="595959" w:themeColor="text1" w:themeTint="A6"/>
     </w:rPr>
   </w:style>
-  <w:style w:type="paragraph" w:styleId="Naslov7">
+  <w:style w:type="paragraph" w:styleId="Heading7">
     <w:name w:val="heading 7"/>
-    <w:basedOn w:val="Normalno"/>
-    <w:next w:val="Normalno"/>
-    <w:link w:val="Naslov7Znak"/>
+    <w:basedOn w:val="Normal"/>
+    <w:next w:val="Normal"/>
+    <w:link w:val="Heading7Char"/>
     <w:uiPriority w:val="9"/>
     <w:semiHidden/>
     <w:unhideWhenUsed/>
@@ -4717,11 +5927,11 @@
       <w:color w:val="595959" w:themeColor="text1" w:themeTint="A6"/>
     </w:rPr>
   </w:style>
-  <w:style w:type="paragraph" w:styleId="Naslov8">
+  <w:style w:type="paragraph" w:styleId="Heading8">
     <w:name w:val="heading 8"/>
-    <w:basedOn w:val="Normalno"/>
-    <w:next w:val="Normalno"/>
-    <w:link w:val="Naslov8Znak"/>
+    <w:basedOn w:val="Normal"/>
+    <w:next w:val="Normal"/>
+    <w:link w:val="Heading8Char"/>
     <w:uiPriority w:val="9"/>
     <w:semiHidden/>
     <w:unhideWhenUsed/>
@@ -4740,11 +5950,11 @@
       <w:color w:val="272727" w:themeColor="text1" w:themeTint="D8"/>
     </w:rPr>
   </w:style>
-  <w:style w:type="paragraph" w:styleId="Naslov9">
+  <w:style w:type="paragraph" w:styleId="Heading9">
     <w:name w:val="heading 9"/>
-    <w:basedOn w:val="Normalno"/>
-    <w:next w:val="Normalno"/>
-    <w:link w:val="Naslov9Znak"/>
+    <w:basedOn w:val="Normal"/>
+    <w:next w:val="Normal"/>
+    <w:link w:val="Heading9Char"/>
     <w:uiPriority w:val="9"/>
     <w:semiHidden/>
     <w:unhideWhenUsed/>
@@ -4761,13 +5971,12 @@
       <w:color w:val="272727" w:themeColor="text1" w:themeTint="D8"/>
     </w:rPr>
   </w:style>
-  <w:style w:type="character" w:default="1" w:styleId="Zadanifontparagrafa">
+  <w:style w:type="character" w:default="1" w:styleId="DefaultParagraphFont">
     <w:name w:val="Default Paragraph Font"/>
     <w:uiPriority w:val="1"/>
-    <w:semiHidden/>
     <w:unhideWhenUsed/>
   </w:style>
-  <w:style w:type="table" w:default="1" w:styleId="Normalnatabela">
+  <w:style w:type="table" w:default="1" w:styleId="TableNormal">
     <w:name w:val="Normal Table"/>
     <w:uiPriority w:val="99"/>
     <w:semiHidden/>
@@ -4782,16 +5991,16 @@
       </w:tblCellMar>
     </w:tblPr>
   </w:style>
-  <w:style w:type="numbering" w:default="1" w:styleId="Bezspiska">
+  <w:style w:type="numbering" w:default="1" w:styleId="NoList">
     <w:name w:val="No List"/>
     <w:uiPriority w:val="99"/>
     <w:semiHidden/>
     <w:unhideWhenUsed/>
   </w:style>
-  <w:style w:type="character" w:customStyle="1" w:styleId="Naslov1Znak">
-    <w:name w:val="Naslov 1 Znak"/>
-    <w:basedOn w:val="Zadanifontparagrafa"/>
-    <w:link w:val="Naslov1"/>
+  <w:style w:type="character" w:customStyle="1" w:styleId="Heading1Char">
+    <w:name w:val="Heading 1 Char"/>
+    <w:basedOn w:val="DefaultParagraphFont"/>
+    <w:link w:val="Heading1"/>
     <w:uiPriority w:val="9"/>
     <w:rsid w:val="005914E7"/>
     <w:rPr>
@@ -4801,12 +6010,11 @@
       <w:szCs w:val="40"/>
     </w:rPr>
   </w:style>
-  <w:style w:type="character" w:customStyle="1" w:styleId="Naslov2Znak">
-    <w:name w:val="Naslov 2 Znak"/>
-    <w:basedOn w:val="Zadanifontparagrafa"/>
-    <w:link w:val="Naslov2"/>
+  <w:style w:type="character" w:customStyle="1" w:styleId="Heading2Char">
+    <w:name w:val="Heading 2 Char"/>
+    <w:basedOn w:val="DefaultParagraphFont"/>
+    <w:link w:val="Heading2"/>
     <w:uiPriority w:val="9"/>
-    <w:semiHidden/>
     <w:rsid w:val="005914E7"/>
     <w:rPr>
       <w:rFonts w:asciiTheme="majorHAnsi" w:eastAsiaTheme="majorEastAsia" w:hAnsiTheme="majorHAnsi" w:cstheme="majorBidi"/>
@@ -4815,10 +6023,10 @@
       <w:szCs w:val="32"/>
     </w:rPr>
   </w:style>
-  <w:style w:type="character" w:customStyle="1" w:styleId="Naslov3Znak">
-    <w:name w:val="Naslov 3 Znak"/>
-    <w:basedOn w:val="Zadanifontparagrafa"/>
-    <w:link w:val="Naslov3"/>
+  <w:style w:type="character" w:customStyle="1" w:styleId="Heading3Char">
+    <w:name w:val="Heading 3 Char"/>
+    <w:basedOn w:val="DefaultParagraphFont"/>
+    <w:link w:val="Heading3"/>
     <w:uiPriority w:val="9"/>
     <w:semiHidden/>
     <w:rsid w:val="005914E7"/>
@@ -4829,10 +6037,10 @@
       <w:szCs w:val="28"/>
     </w:rPr>
   </w:style>
-  <w:style w:type="character" w:customStyle="1" w:styleId="Naslov4Znak">
-    <w:name w:val="Naslov 4 Znak"/>
-    <w:basedOn w:val="Zadanifontparagrafa"/>
-    <w:link w:val="Naslov4"/>
+  <w:style w:type="character" w:customStyle="1" w:styleId="Heading4Char">
+    <w:name w:val="Heading 4 Char"/>
+    <w:basedOn w:val="DefaultParagraphFont"/>
+    <w:link w:val="Heading4"/>
     <w:uiPriority w:val="9"/>
     <w:semiHidden/>
     <w:rsid w:val="005914E7"/>
@@ -4843,10 +6051,10 @@
       <w:color w:val="2F5496" w:themeColor="accent1" w:themeShade="BF"/>
     </w:rPr>
   </w:style>
-  <w:style w:type="character" w:customStyle="1" w:styleId="Naslov5Znak">
-    <w:name w:val="Naslov 5 Znak"/>
-    <w:basedOn w:val="Zadanifontparagrafa"/>
-    <w:link w:val="Naslov5"/>
+  <w:style w:type="character" w:customStyle="1" w:styleId="Heading5Char">
+    <w:name w:val="Heading 5 Char"/>
+    <w:basedOn w:val="DefaultParagraphFont"/>
+    <w:link w:val="Heading5"/>
     <w:uiPriority w:val="9"/>
     <w:semiHidden/>
     <w:rsid w:val="005914E7"/>
@@ -4855,10 +6063,10 @@
       <w:color w:val="2F5496" w:themeColor="accent1" w:themeShade="BF"/>
     </w:rPr>
   </w:style>
-  <w:style w:type="character" w:customStyle="1" w:styleId="Naslov6Znak">
-    <w:name w:val="Naslov 6 Znak"/>
-    <w:basedOn w:val="Zadanifontparagrafa"/>
-    <w:link w:val="Naslov6"/>
+  <w:style w:type="character" w:customStyle="1" w:styleId="Heading6Char">
+    <w:name w:val="Heading 6 Char"/>
+    <w:basedOn w:val="DefaultParagraphFont"/>
+    <w:link w:val="Heading6"/>
     <w:uiPriority w:val="9"/>
     <w:semiHidden/>
     <w:rsid w:val="005914E7"/>
@@ -4869,10 +6077,10 @@
       <w:color w:val="595959" w:themeColor="text1" w:themeTint="A6"/>
     </w:rPr>
   </w:style>
-  <w:style w:type="character" w:customStyle="1" w:styleId="Naslov7Znak">
-    <w:name w:val="Naslov 7 Znak"/>
-    <w:basedOn w:val="Zadanifontparagrafa"/>
-    <w:link w:val="Naslov7"/>
+  <w:style w:type="character" w:customStyle="1" w:styleId="Heading7Char">
+    <w:name w:val="Heading 7 Char"/>
+    <w:basedOn w:val="DefaultParagraphFont"/>
+    <w:link w:val="Heading7"/>
     <w:uiPriority w:val="9"/>
     <w:semiHidden/>
     <w:rsid w:val="005914E7"/>
@@ -4881,10 +6089,10 @@
       <w:color w:val="595959" w:themeColor="text1" w:themeTint="A6"/>
     </w:rPr>
   </w:style>
-  <w:style w:type="character" w:customStyle="1" w:styleId="Naslov8Znak">
-    <w:name w:val="Naslov 8 Znak"/>
-    <w:basedOn w:val="Zadanifontparagrafa"/>
-    <w:link w:val="Naslov8"/>
+  <w:style w:type="character" w:customStyle="1" w:styleId="Heading8Char">
+    <w:name w:val="Heading 8 Char"/>
+    <w:basedOn w:val="DefaultParagraphFont"/>
+    <w:link w:val="Heading8"/>
     <w:uiPriority w:val="9"/>
     <w:semiHidden/>
     <w:rsid w:val="005914E7"/>
@@ -4895,10 +6103,10 @@
       <w:color w:val="272727" w:themeColor="text1" w:themeTint="D8"/>
     </w:rPr>
   </w:style>
-  <w:style w:type="character" w:customStyle="1" w:styleId="Naslov9Znak">
-    <w:name w:val="Naslov 9 Znak"/>
-    <w:basedOn w:val="Zadanifontparagrafa"/>
-    <w:link w:val="Naslov9"/>
+  <w:style w:type="character" w:customStyle="1" w:styleId="Heading9Char">
+    <w:name w:val="Heading 9 Char"/>
+    <w:basedOn w:val="DefaultParagraphFont"/>
+    <w:link w:val="Heading9"/>
     <w:uiPriority w:val="9"/>
     <w:semiHidden/>
     <w:rsid w:val="005914E7"/>
@@ -4907,11 +6115,11 @@
       <w:color w:val="272727" w:themeColor="text1" w:themeTint="D8"/>
     </w:rPr>
   </w:style>
-  <w:style w:type="paragraph" w:styleId="Naslov">
+  <w:style w:type="paragraph" w:styleId="Title">
     <w:name w:val="Title"/>
-    <w:basedOn w:val="Normalno"/>
-    <w:next w:val="Normalno"/>
-    <w:link w:val="NaslovZnak"/>
+    <w:basedOn w:val="Normal"/>
+    <w:next w:val="Normal"/>
+    <w:link w:val="TitleChar"/>
     <w:uiPriority w:val="10"/>
     <w:qFormat/>
     <w:rsid w:val="005914E7"/>
@@ -4927,10 +6135,10 @@
       <w:szCs w:val="56"/>
     </w:rPr>
   </w:style>
-  <w:style w:type="character" w:customStyle="1" w:styleId="NaslovZnak">
-    <w:name w:val="Naslov Znak"/>
-    <w:basedOn w:val="Zadanifontparagrafa"/>
-    <w:link w:val="Naslov"/>
+  <w:style w:type="character" w:customStyle="1" w:styleId="TitleChar">
+    <w:name w:val="Title Char"/>
+    <w:basedOn w:val="DefaultParagraphFont"/>
+    <w:link w:val="Title"/>
     <w:uiPriority w:val="10"/>
     <w:rsid w:val="005914E7"/>
     <w:rPr>
@@ -4941,11 +6149,11 @@
       <w:szCs w:val="56"/>
     </w:rPr>
   </w:style>
-  <w:style w:type="paragraph" w:styleId="Podnaslov">
+  <w:style w:type="paragraph" w:styleId="Subtitle">
     <w:name w:val="Subtitle"/>
-    <w:basedOn w:val="Normalno"/>
-    <w:next w:val="Normalno"/>
-    <w:link w:val="PodnaslovZnak"/>
+    <w:basedOn w:val="Normal"/>
+    <w:next w:val="Normal"/>
+    <w:link w:val="SubtitleChar"/>
     <w:uiPriority w:val="11"/>
     <w:qFormat/>
     <w:rsid w:val="005914E7"/>
@@ -4962,10 +6170,10 @@
       <w:szCs w:val="28"/>
     </w:rPr>
   </w:style>
-  <w:style w:type="character" w:customStyle="1" w:styleId="PodnaslovZnak">
-    <w:name w:val="Podnaslov Znak"/>
-    <w:basedOn w:val="Zadanifontparagrafa"/>
-    <w:link w:val="Podnaslov"/>
+  <w:style w:type="character" w:customStyle="1" w:styleId="SubtitleChar">
+    <w:name w:val="Subtitle Char"/>
+    <w:basedOn w:val="DefaultParagraphFont"/>
+    <w:link w:val="Subtitle"/>
     <w:uiPriority w:val="11"/>
     <w:rsid w:val="005914E7"/>
     <w:rPr>
@@ -4976,11 +6184,11 @@
       <w:szCs w:val="28"/>
     </w:rPr>
   </w:style>
-  <w:style w:type="paragraph" w:styleId="Citat">
+  <w:style w:type="paragraph" w:styleId="Quote">
     <w:name w:val="Quote"/>
-    <w:basedOn w:val="Normalno"/>
-    <w:next w:val="Normalno"/>
-    <w:link w:val="CitatZnak"/>
+    <w:basedOn w:val="Normal"/>
+    <w:next w:val="Normal"/>
+    <w:link w:val="QuoteChar"/>
     <w:uiPriority w:val="29"/>
     <w:qFormat/>
     <w:rsid w:val="005914E7"/>
@@ -4994,10 +6202,10 @@
       <w:color w:val="404040" w:themeColor="text1" w:themeTint="BF"/>
     </w:rPr>
   </w:style>
-  <w:style w:type="character" w:customStyle="1" w:styleId="CitatZnak">
-    <w:name w:val="Citat Znak"/>
-    <w:basedOn w:val="Zadanifontparagrafa"/>
-    <w:link w:val="Citat"/>
+  <w:style w:type="character" w:customStyle="1" w:styleId="QuoteChar">
+    <w:name w:val="Quote Char"/>
+    <w:basedOn w:val="DefaultParagraphFont"/>
+    <w:link w:val="Quote"/>
     <w:uiPriority w:val="29"/>
     <w:rsid w:val="005914E7"/>
     <w:rPr>
@@ -5006,9 +6214,9 @@
       <w:color w:val="404040" w:themeColor="text1" w:themeTint="BF"/>
     </w:rPr>
   </w:style>
-  <w:style w:type="paragraph" w:styleId="Paragrafspiska">
+  <w:style w:type="paragraph" w:styleId="ListParagraph">
     <w:name w:val="List Paragraph"/>
-    <w:basedOn w:val="Normalno"/>
+    <w:basedOn w:val="Normal"/>
     <w:uiPriority w:val="34"/>
     <w:qFormat/>
     <w:rsid w:val="005914E7"/>
@@ -5017,9 +6225,9 @@
       <w:contextualSpacing/>
     </w:pPr>
   </w:style>
-  <w:style w:type="character" w:styleId="Snaninaglasak">
+  <w:style w:type="character" w:styleId="IntenseEmphasis">
     <w:name w:val="Intense Emphasis"/>
-    <w:basedOn w:val="Zadanifontparagrafa"/>
+    <w:basedOn w:val="DefaultParagraphFont"/>
     <w:uiPriority w:val="21"/>
     <w:qFormat/>
     <w:rsid w:val="005914E7"/>
@@ -5029,11 +6237,11 @@
       <w:color w:val="2F5496" w:themeColor="accent1" w:themeShade="BF"/>
     </w:rPr>
   </w:style>
-  <w:style w:type="paragraph" w:styleId="Snanicitat">
+  <w:style w:type="paragraph" w:styleId="IntenseQuote">
     <w:name w:val="Intense Quote"/>
-    <w:basedOn w:val="Normalno"/>
-    <w:next w:val="Normalno"/>
-    <w:link w:val="SnanicitatZnak"/>
+    <w:basedOn w:val="Normal"/>
+    <w:next w:val="Normal"/>
+    <w:link w:val="IntenseQuoteChar"/>
     <w:uiPriority w:val="30"/>
     <w:qFormat/>
     <w:rsid w:val="005914E7"/>
@@ -5052,10 +6260,10 @@
       <w:color w:val="2F5496" w:themeColor="accent1" w:themeShade="BF"/>
     </w:rPr>
   </w:style>
-  <w:style w:type="character" w:customStyle="1" w:styleId="SnanicitatZnak">
-    <w:name w:val="Snažni citat Znak"/>
-    <w:basedOn w:val="Zadanifontparagrafa"/>
-    <w:link w:val="Snanicitat"/>
+  <w:style w:type="character" w:customStyle="1" w:styleId="IntenseQuoteChar">
+    <w:name w:val="Intense Quote Char"/>
+    <w:basedOn w:val="DefaultParagraphFont"/>
+    <w:link w:val="IntenseQuote"/>
     <w:uiPriority w:val="30"/>
     <w:rsid w:val="005914E7"/>
     <w:rPr>
@@ -5064,9 +6272,9 @@
       <w:color w:val="2F5496" w:themeColor="accent1" w:themeShade="BF"/>
     </w:rPr>
   </w:style>
-  <w:style w:type="character" w:styleId="Snanareferenca">
+  <w:style w:type="character" w:styleId="IntenseReference">
     <w:name w:val="Intense Reference"/>
-    <w:basedOn w:val="Zadanifontparagrafa"/>
+    <w:basedOn w:val="DefaultParagraphFont"/>
     <w:uiPriority w:val="32"/>
     <w:qFormat/>
     <w:rsid w:val="005914E7"/>
@@ -5076,6 +6284,29 @@
       <w:smallCaps/>
       <w:color w:val="2F5496" w:themeColor="accent1" w:themeShade="BF"/>
       <w:spacing w:val="5"/>
+    </w:rPr>
+  </w:style>
+  <w:style w:type="character" w:styleId="Hyperlink">
+    <w:name w:val="Hyperlink"/>
+    <w:basedOn w:val="DefaultParagraphFont"/>
+    <w:uiPriority w:val="99"/>
+    <w:unhideWhenUsed/>
+    <w:rsid w:val="00981347"/>
+    <w:rPr>
+      <w:color w:val="0563C1" w:themeColor="hyperlink"/>
+      <w:u w:val="single"/>
+    </w:rPr>
+  </w:style>
+  <w:style w:type="character" w:styleId="UnresolvedMention">
+    <w:name w:val="Unresolved Mention"/>
+    <w:basedOn w:val="DefaultParagraphFont"/>
+    <w:uiPriority w:val="99"/>
+    <w:semiHidden/>
+    <w:unhideWhenUsed/>
+    <w:rsid w:val="00981347"/>
+    <w:rPr>
+      <w:color w:val="605E5C"/>
+      <w:shd w:val="clear" w:color="auto" w:fill="E1DFDD"/>
     </w:rPr>
   </w:style>
 </w:styles>

--- a/doc/Implementacija NSGA II algoritma u problemu tuniranja hiperparametana CNN.docx
+++ b/doc/Implementacija NSGA II algoritma u problemu tuniranja hiperparametana CNN.docx
@@ -4,6 +4,109 @@
   <w:body>
     <w:p>
       <w:pPr>
+        <w:rPr>
+          <w:rFonts w:ascii="Times New Roman" w:hAnsi="Times New Roman" w:cs="Times New Roman"/>
+          <w:sz w:val="24"/>
+          <w:szCs w:val="24"/>
+        </w:rPr>
+      </w:pPr>
+      <w:r>
+        <w:rPr>
+          <w:rFonts w:ascii="Times New Roman" w:hAnsi="Times New Roman" w:cs="Times New Roman"/>
+          <w:sz w:val="24"/>
+          <w:szCs w:val="24"/>
+        </w:rPr>
+        <w:t>Univerzitet u Sarajevu</w:t>
+      </w:r>
+    </w:p>
+    <w:p>
+      <w:pPr>
+        <w:rPr>
+          <w:rFonts w:ascii="Times New Roman" w:hAnsi="Times New Roman" w:cs="Times New Roman"/>
+          <w:sz w:val="24"/>
+          <w:szCs w:val="24"/>
+        </w:rPr>
+      </w:pPr>
+      <w:r>
+        <w:rPr>
+          <w:rFonts w:ascii="Times New Roman" w:hAnsi="Times New Roman" w:cs="Times New Roman"/>
+          <w:sz w:val="24"/>
+          <w:szCs w:val="24"/>
+        </w:rPr>
+        <w:t>Elektrotehnički fakultet</w:t>
+      </w:r>
+    </w:p>
+    <w:p>
+      <w:pPr>
+        <w:rPr>
+          <w:rFonts w:ascii="Times New Roman" w:hAnsi="Times New Roman" w:cs="Times New Roman"/>
+          <w:sz w:val="24"/>
+          <w:szCs w:val="24"/>
+        </w:rPr>
+      </w:pPr>
+      <w:r>
+        <w:rPr>
+          <w:rFonts w:ascii="Times New Roman" w:hAnsi="Times New Roman" w:cs="Times New Roman"/>
+          <w:sz w:val="24"/>
+          <w:szCs w:val="24"/>
+        </w:rPr>
+        <w:t>Odsjek za računarstvo i informatiku</w:t>
+      </w:r>
+    </w:p>
+    <w:p>
+      <w:pPr>
+        <w:rPr>
+          <w:rFonts w:ascii="Times New Roman" w:hAnsi="Times New Roman" w:cs="Times New Roman"/>
+          <w:sz w:val="24"/>
+          <w:szCs w:val="24"/>
+        </w:rPr>
+      </w:pPr>
+      <w:r>
+        <w:rPr>
+          <w:rFonts w:ascii="Times New Roman" w:hAnsi="Times New Roman" w:cs="Times New Roman"/>
+          <w:sz w:val="24"/>
+          <w:szCs w:val="24"/>
+        </w:rPr>
+        <w:t>Doktorski studij</w:t>
+      </w:r>
+    </w:p>
+    <w:p>
+      <w:pPr>
+        <w:rPr>
+          <w:rFonts w:ascii="Times New Roman" w:hAnsi="Times New Roman" w:cs="Times New Roman"/>
+          <w:sz w:val="24"/>
+          <w:szCs w:val="24"/>
+        </w:rPr>
+      </w:pPr>
+      <w:r>
+        <w:rPr>
+          <w:rFonts w:ascii="Times New Roman" w:hAnsi="Times New Roman" w:cs="Times New Roman"/>
+          <w:sz w:val="24"/>
+          <w:szCs w:val="24"/>
+        </w:rPr>
+        <w:t xml:space="preserve">Predmet: </w:t>
+      </w:r>
+      <w:proofErr w:type="spellStart"/>
+      <w:r>
+        <w:rPr>
+          <w:rFonts w:ascii="Times New Roman" w:hAnsi="Times New Roman" w:cs="Times New Roman"/>
+          <w:sz w:val="24"/>
+          <w:szCs w:val="24"/>
+        </w:rPr>
+        <w:t>Višekriterijalna</w:t>
+      </w:r>
+      <w:proofErr w:type="spellEnd"/>
+      <w:r>
+        <w:rPr>
+          <w:rFonts w:ascii="Times New Roman" w:hAnsi="Times New Roman" w:cs="Times New Roman"/>
+          <w:sz w:val="24"/>
+          <w:szCs w:val="24"/>
+        </w:rPr>
+        <w:t xml:space="preserve"> optimizacija i odlučivanje</w:t>
+      </w:r>
+    </w:p>
+    <w:p>
+      <w:pPr>
         <w:jc w:val="center"/>
         <w:rPr>
           <w:rFonts w:ascii="Times New Roman" w:hAnsi="Times New Roman" w:cs="Times New Roman"/>
@@ -51,96 +154,107 @@
           <w:szCs w:val="48"/>
         </w:rPr>
       </w:pPr>
-    </w:p>
-    <w:p>
-      <w:pPr>
-        <w:jc w:val="center"/>
+      <w:r>
         <w:rPr>
           <w:rFonts w:ascii="Times New Roman" w:hAnsi="Times New Roman" w:cs="Times New Roman"/>
           <w:sz w:val="48"/>
           <w:szCs w:val="48"/>
         </w:rPr>
-      </w:pPr>
-    </w:p>
-    <w:p>
-      <w:pPr>
-        <w:jc w:val="center"/>
+        <w:t xml:space="preserve">Implementacija NSGA II algoritma u problemu </w:t>
+      </w:r>
+      <w:proofErr w:type="spellStart"/>
+      <w:r>
         <w:rPr>
           <w:rFonts w:ascii="Times New Roman" w:hAnsi="Times New Roman" w:cs="Times New Roman"/>
           <w:sz w:val="48"/>
           <w:szCs w:val="48"/>
         </w:rPr>
-      </w:pPr>
-    </w:p>
-    <w:p>
-      <w:pPr>
-        <w:jc w:val="center"/>
+        <w:t>tuniranja</w:t>
+      </w:r>
+      <w:proofErr w:type="spellEnd"/>
+      <w:r>
         <w:rPr>
           <w:rFonts w:ascii="Times New Roman" w:hAnsi="Times New Roman" w:cs="Times New Roman"/>
           <w:sz w:val="48"/>
           <w:szCs w:val="48"/>
         </w:rPr>
-      </w:pPr>
+        <w:t xml:space="preserve"> </w:t>
+      </w:r>
+      <w:proofErr w:type="spellStart"/>
       <w:r>
         <w:rPr>
           <w:rFonts w:ascii="Times New Roman" w:hAnsi="Times New Roman" w:cs="Times New Roman"/>
           <w:sz w:val="48"/>
           <w:szCs w:val="48"/>
         </w:rPr>
-        <w:t xml:space="preserve">Implementacija NSGA II algoritma u problemu </w:t>
-      </w:r>
-      <w:proofErr w:type="spellStart"/>
+        <w:t>hiperparameta</w:t>
+      </w:r>
       <w:r>
         <w:rPr>
           <w:rFonts w:ascii="Times New Roman" w:hAnsi="Times New Roman" w:cs="Times New Roman"/>
           <w:sz w:val="48"/>
           <w:szCs w:val="48"/>
         </w:rPr>
-        <w:t>tuniranja</w:t>
-      </w:r>
-      <w:proofErr w:type="spellEnd"/>
+        <w:t>r</w:t>
+      </w:r>
       <w:r>
         <w:rPr>
           <w:rFonts w:ascii="Times New Roman" w:hAnsi="Times New Roman" w:cs="Times New Roman"/>
           <w:sz w:val="48"/>
           <w:szCs w:val="48"/>
         </w:rPr>
-        <w:t xml:space="preserve"> </w:t>
-      </w:r>
-      <w:proofErr w:type="spellStart"/>
+        <w:t>a</w:t>
+      </w:r>
+      <w:proofErr w:type="spellEnd"/>
       <w:r>
         <w:rPr>
           <w:rFonts w:ascii="Times New Roman" w:hAnsi="Times New Roman" w:cs="Times New Roman"/>
           <w:sz w:val="48"/>
           <w:szCs w:val="48"/>
         </w:rPr>
-        <w:t>hiperparameta</w:t>
-      </w:r>
-      <w:r>
+        <w:t xml:space="preserve"> CNN</w:t>
+      </w:r>
+    </w:p>
+    <w:p>
+      <w:pPr>
+        <w:jc w:val="center"/>
+        <w:rPr>
+          <w:rFonts w:ascii="Times New Roman" w:hAnsi="Times New Roman" w:cs="Times New Roman"/>
+        </w:rPr>
+      </w:pPr>
+      <w:r>
+        <w:rPr>
+          <w:rFonts w:ascii="Times New Roman" w:hAnsi="Times New Roman" w:cs="Times New Roman"/>
+        </w:rPr>
+        <w:t>Seminarski rad</w:t>
+      </w:r>
+    </w:p>
+    <w:p>
+      <w:pPr>
         <w:rPr>
           <w:rFonts w:ascii="Times New Roman" w:hAnsi="Times New Roman" w:cs="Times New Roman"/>
           <w:sz w:val="48"/>
           <w:szCs w:val="48"/>
         </w:rPr>
-        <w:t>r</w:t>
-      </w:r>
-      <w:r>
+      </w:pPr>
+    </w:p>
+    <w:p>
+      <w:pPr>
         <w:rPr>
           <w:rFonts w:ascii="Times New Roman" w:hAnsi="Times New Roman" w:cs="Times New Roman"/>
           <w:sz w:val="48"/>
           <w:szCs w:val="48"/>
         </w:rPr>
-        <w:t>a</w:t>
-      </w:r>
-      <w:proofErr w:type="spellEnd"/>
-      <w:r>
+      </w:pPr>
+    </w:p>
+    <w:p>
+      <w:pPr>
         <w:rPr>
           <w:rFonts w:ascii="Times New Roman" w:hAnsi="Times New Roman" w:cs="Times New Roman"/>
           <w:sz w:val="48"/>
           <w:szCs w:val="48"/>
         </w:rPr>
-        <w:t xml:space="preserve"> CNN</w:t>
-      </w:r>
+      </w:pPr>
     </w:p>
     <w:p>
       <w:pPr>
@@ -182,42 +296,6 @@
       <w:pPr>
         <w:rPr>
           <w:rFonts w:ascii="Times New Roman" w:hAnsi="Times New Roman" w:cs="Times New Roman"/>
-          <w:sz w:val="48"/>
-          <w:szCs w:val="48"/>
-        </w:rPr>
-      </w:pPr>
-    </w:p>
-    <w:p>
-      <w:pPr>
-        <w:rPr>
-          <w:rFonts w:ascii="Times New Roman" w:hAnsi="Times New Roman" w:cs="Times New Roman"/>
-          <w:sz w:val="48"/>
-          <w:szCs w:val="48"/>
-        </w:rPr>
-      </w:pPr>
-    </w:p>
-    <w:p>
-      <w:pPr>
-        <w:rPr>
-          <w:rFonts w:ascii="Times New Roman" w:hAnsi="Times New Roman" w:cs="Times New Roman"/>
-          <w:sz w:val="48"/>
-          <w:szCs w:val="48"/>
-        </w:rPr>
-      </w:pPr>
-    </w:p>
-    <w:p>
-      <w:pPr>
-        <w:rPr>
-          <w:rFonts w:ascii="Times New Roman" w:hAnsi="Times New Roman" w:cs="Times New Roman"/>
-          <w:sz w:val="48"/>
-          <w:szCs w:val="48"/>
-        </w:rPr>
-      </w:pPr>
-    </w:p>
-    <w:p>
-      <w:pPr>
-        <w:rPr>
-          <w:rFonts w:ascii="Times New Roman" w:hAnsi="Times New Roman" w:cs="Times New Roman"/>
         </w:rPr>
       </w:pPr>
       <w:r>
@@ -366,6 +444,20 @@
           <w:rFonts w:ascii="Times New Roman" w:hAnsi="Times New Roman" w:cs="Times New Roman"/>
         </w:rPr>
       </w:pPr>
+    </w:p>
+    <w:p>
+      <w:pPr>
+        <w:jc w:val="center"/>
+        <w:rPr>
+          <w:rFonts w:ascii="Times New Roman" w:hAnsi="Times New Roman" w:cs="Times New Roman"/>
+        </w:rPr>
+      </w:pPr>
+      <w:r>
+        <w:rPr>
+          <w:rFonts w:ascii="Times New Roman" w:hAnsi="Times New Roman" w:cs="Times New Roman"/>
+        </w:rPr>
+        <w:t>Sarajevo, maj 2026. godine</w:t>
+      </w:r>
     </w:p>
     <w:p>
       <w:pPr>
@@ -5974,6 +6066,7 @@
   <w:style w:type="character" w:default="1" w:styleId="DefaultParagraphFont">
     <w:name w:val="Default Paragraph Font"/>
     <w:uiPriority w:val="1"/>
+    <w:semiHidden/>
     <w:unhideWhenUsed/>
   </w:style>
   <w:style w:type="table" w:default="1" w:styleId="TableNormal">
